--- a/tesis_entregables/docx/README_ENTREGABLES.docx
+++ b/tesis_entregables/docx/README_ENTREGABLES.docx
@@ -7,7 +7,7 @@
         <w:pStyle w:val="Heading1"/>
       </w:pPr>
       <w:r>
-        <w:t>📦 Pack Total — Entregables Completos (Tesis MICOTRANS / EcoRoute)</w:t>
+        <w:t>Pack Total v3 — Entregables Completos (Tesis MICOTRANS / EcoRoute)</w:t>
       </w:r>
     </w:p>
     <w:p>
@@ -35,6 +35,29 @@
     </w:p>
     <w:p>
       <w:r>
+        <w:rPr>
+          <w:b/>
+        </w:rPr>
+        <w:t>Para qué sirve este README:</w:t>
+      </w:r>
+      <w:r>
+        <w:t xml:space="preserve"> orientarte sobre qué archivo va dónde en la tesis, cómo regenerar todo desde cero y qué falta hacer manualmente.</w:t>
+      </w:r>
+    </w:p>
+    <w:p>
+      <w:pPr>
+        <w:ind w:left="283"/>
+      </w:pPr>
+      <w:r>
+        <w:rPr>
+          <w:i/>
+          <w:color w:val="64748B"/>
+        </w:rPr>
+        <w:t>👉 Si querés el **manual técnico** detallado paso a paso (Docker, S3/SQS, emulador, capturas, regeneración), abrí **[Manual_Tecnico.md](Manual_Tecnico.md)**.</w:t>
+      </w:r>
+    </w:p>
+    <w:p>
+      <w:r>
         <w:t>____________________________________________________________</w:t>
       </w:r>
     </w:p>
@@ -43,7 +66,307 @@
         <w:pStyle w:val="Heading2"/>
       </w:pPr>
       <w:r>
-        <w:t>📑 Documentos de la Tesis (capítulos y anexos)</w:t>
+        <w:t>Cambios v2 → v3 (esta versión)</w:t>
+      </w:r>
+    </w:p>
+    <w:tbl>
+      <w:tblPr>
+        <w:tblStyle w:val="LightGrid-Accent1"/>
+        <w:tblW w:type="auto" w:w="0"/>
+        <w:tblLook w:firstColumn="1" w:firstRow="1" w:lastColumn="0" w:lastRow="0" w:noHBand="0" w:noVBand="1" w:val="04A0"/>
+      </w:tblPr>
+      <w:tblGrid>
+        <w:gridCol w:w="4703"/>
+        <w:gridCol w:w="4703"/>
+      </w:tblGrid>
+      <w:tr>
+        <w:tc>
+          <w:tcPr>
+            <w:tcW w:type="dxa" w:w="4703"/>
+            <w:shd w:val="clear" w:color="auto" w:fill="2563EB"/>
+          </w:tcPr>
+          <w:p>
+            <w:r/>
+            <w:r>
+              <w:rPr>
+                <w:b/>
+                <w:color w:val="FFFFFF"/>
+              </w:rPr>
+              <w:t>Novedad</w:t>
+            </w:r>
+          </w:p>
+        </w:tc>
+        <w:tc>
+          <w:tcPr>
+            <w:tcW w:type="dxa" w:w="4703"/>
+            <w:shd w:val="clear" w:color="auto" w:fill="2563EB"/>
+          </w:tcPr>
+          <w:p>
+            <w:r/>
+            <w:r>
+              <w:rPr>
+                <w:b/>
+                <w:color w:val="FFFFFF"/>
+              </w:rPr>
+              <w:t>Por qué</w:t>
+            </w:r>
+          </w:p>
+        </w:tc>
+      </w:tr>
+      <w:tr>
+        <w:tc>
+          <w:tcPr>
+            <w:tcW w:type="dxa" w:w="4703"/>
+          </w:tcPr>
+          <w:p>
+            <w:r/>
+            <w:r>
+              <w:t xml:space="preserve">✨ 21 capturas reales del </w:t>
+            </w:r>
+            <w:r>
+              <w:rPr>
+                <w:b/>
+              </w:rPr>
+              <w:t>flujo end-to-end de la app móvil</w:t>
+            </w:r>
+            <w:r>
+              <w:t xml:space="preserve"> (RFM01..RFM22 + RFM_extra)</w:t>
+            </w:r>
+          </w:p>
+        </w:tc>
+        <w:tc>
+          <w:tcPr>
+            <w:tcW w:type="dxa" w:w="4703"/>
+          </w:tcPr>
+          <w:p>
+            <w:r/>
+            <w:r>
+              <w:t>Antes había sólo mockups y capturas del web admin; ahora hay evidencia real del HU07+HU08+HU09 ejecutándose en emulador Pixel 9 Pro XL con datos auténticos de MICOTRANS</w:t>
+            </w:r>
+          </w:p>
+        </w:tc>
+      </w:tr>
+      <w:tr>
+        <w:tc>
+          <w:tcPr>
+            <w:tcW w:type="dxa" w:w="4703"/>
+          </w:tcPr>
+          <w:p>
+            <w:r/>
+            <w:r>
+              <w:t xml:space="preserve">✨ </w:t>
+            </w:r>
+            <w:r>
+              <w:rPr>
+                <w:rFonts w:ascii="Consolas" w:hAnsi="Consolas"/>
+                <w:sz w:val="20"/>
+              </w:rPr>
+              <w:t>safe_capture.py</w:t>
+            </w:r>
+            <w:r>
+              <w:t xml:space="preserve"> — pipeline anti-2000 px</w:t>
+            </w:r>
+          </w:p>
+        </w:tc>
+        <w:tc>
+          <w:tcPr>
+            <w:tcW w:type="dxa" w:w="4703"/>
+          </w:tcPr>
+          <w:p>
+            <w:r/>
+            <w:r>
+              <w:t>Cualquier captura &gt; 2000 px en cualquier dimensión bricka pipelines automatizados con la API de Anthropic. El helper genera siempre dos archivos: original + thumb ≤ 1500 px</w:t>
+            </w:r>
+          </w:p>
+        </w:tc>
+      </w:tr>
+      <w:tr>
+        <w:tc>
+          <w:tcPr>
+            <w:tcW w:type="dxa" w:w="4703"/>
+          </w:tcPr>
+          <w:p>
+            <w:r/>
+            <w:r>
+              <w:t xml:space="preserve">✨ </w:t>
+            </w:r>
+            <w:r>
+              <w:rPr>
+                <w:rFonts w:ascii="Consolas" w:hAnsi="Consolas"/>
+                <w:sz w:val="20"/>
+              </w:rPr>
+              <w:t>build_anexo_figuras_completo.py</w:t>
+            </w:r>
+          </w:p>
+        </w:tc>
+        <w:tc>
+          <w:tcPr>
+            <w:tcW w:type="dxa" w:w="4703"/>
+          </w:tcPr>
+          <w:p>
+            <w:r/>
+            <w:r>
+              <w:t>Regenera el Anexo Figuras con 31 figuras (10 web + 21 móvil) sustituyendo mockups por capturas reales</w:t>
+            </w:r>
+          </w:p>
+        </w:tc>
+      </w:tr>
+      <w:tr>
+        <w:tc>
+          <w:tcPr>
+            <w:tcW w:type="dxa" w:w="4703"/>
+          </w:tcPr>
+          <w:p>
+            <w:r/>
+            <w:r>
+              <w:t xml:space="preserve">✨ </w:t>
+            </w:r>
+            <w:r>
+              <w:rPr>
+                <w:rFonts w:ascii="Consolas" w:hAnsi="Consolas"/>
+                <w:sz w:val="20"/>
+              </w:rPr>
+              <w:t>Tesis_Campos_Kevin_VFinal.docx</w:t>
+            </w:r>
+            <w:r>
+              <w:t xml:space="preserve"> (en </w:t>
+            </w:r>
+            <w:r>
+              <w:rPr>
+                <w:rFonts w:ascii="Consolas" w:hAnsi="Consolas"/>
+                <w:sz w:val="20"/>
+              </w:rPr>
+              <w:t>docx/</w:t>
+            </w:r>
+            <w:r>
+              <w:t>)</w:t>
+            </w:r>
+          </w:p>
+        </w:tc>
+        <w:tc>
+          <w:tcPr>
+            <w:tcW w:type="dxa" w:w="4703"/>
+          </w:tcPr>
+          <w:p>
+            <w:r/>
+            <w:r>
+              <w:t>Documento integrado: Cap I y II originales de Kevin + Cap III-VI completos con datos reales + 31 figuras embebidas + 8 anexos</w:t>
+            </w:r>
+          </w:p>
+        </w:tc>
+      </w:tr>
+      <w:tr>
+        <w:tc>
+          <w:tcPr>
+            <w:tcW w:type="dxa" w:w="4703"/>
+          </w:tcPr>
+          <w:p>
+            <w:r/>
+            <w:r>
+              <w:t>✨ Manual técnico expandido (12 secciones)</w:t>
+            </w:r>
+          </w:p>
+        </w:tc>
+        <w:tc>
+          <w:tcPr>
+            <w:tcW w:type="dxa" w:w="4703"/>
+          </w:tcPr>
+          <w:p>
+            <w:r/>
+            <w:r>
+              <w:t>Antes 6 secciones; ahora incluye troubleshooting, init de S3/SQS, captura, regeneración del Pack</w:t>
+            </w:r>
+          </w:p>
+        </w:tc>
+      </w:tr>
+      <w:tr>
+        <w:tc>
+          <w:tcPr>
+            <w:tcW w:type="dxa" w:w="4703"/>
+          </w:tcPr>
+          <w:p>
+            <w:r/>
+            <w:r>
+              <w:t xml:space="preserve">🔧 </w:t>
+            </w:r>
+            <w:r>
+              <w:rPr>
+                <w:rFonts w:ascii="Consolas" w:hAnsi="Consolas"/>
+                <w:sz w:val="20"/>
+              </w:rPr>
+              <w:t>.gitignore</w:t>
+            </w:r>
+            <w:r>
+              <w:t xml:space="preserve"> actualizado</w:t>
+            </w:r>
+          </w:p>
+        </w:tc>
+        <w:tc>
+          <w:tcPr>
+            <w:tcW w:type="dxa" w:w="4703"/>
+          </w:tcPr>
+          <w:p>
+            <w:r/>
+            <w:r>
+              <w:t xml:space="preserve">Excluye thumbs derivados, UI dumps, zip de release, </w:t>
+            </w:r>
+            <w:r>
+              <w:rPr>
+                <w:rFonts w:ascii="Consolas" w:hAnsi="Consolas"/>
+                <w:sz w:val="20"/>
+              </w:rPr>
+              <w:t>.claude/</w:t>
+            </w:r>
+          </w:p>
+        </w:tc>
+      </w:tr>
+      <w:tr>
+        <w:tc>
+          <w:tcPr>
+            <w:tcW w:type="dxa" w:w="4703"/>
+          </w:tcPr>
+          <w:p>
+            <w:r/>
+            <w:r>
+              <w:t xml:space="preserve">📦 GitHub Release </w:t>
+            </w:r>
+            <w:r>
+              <w:rPr>
+                <w:rFonts w:ascii="Consolas" w:hAnsi="Consolas"/>
+                <w:sz w:val="20"/>
+              </w:rPr>
+              <w:t>tesis-pack-v3-YYYYMMDD</w:t>
+            </w:r>
+            <w:r>
+              <w:t xml:space="preserve"> con el zip adjunto</w:t>
+            </w:r>
+          </w:p>
+        </w:tc>
+        <w:tc>
+          <w:tcPr>
+            <w:tcW w:type="dxa" w:w="4703"/>
+          </w:tcPr>
+          <w:p>
+            <w:r/>
+            <w:r>
+              <w:t>Distribución reproducible y versionada</w:t>
+            </w:r>
+          </w:p>
+        </w:tc>
+      </w:tr>
+    </w:tbl>
+    <w:p/>
+    <w:p>
+      <w:r>
+        <w:t>____________________________________________________________</w:t>
+      </w:r>
+    </w:p>
+    <w:p>
+      <w:pPr>
+        <w:pStyle w:val="Heading2"/>
+      </w:pPr>
+      <w:r>
+        <w:t>Documentos de la Tesis (capítulos y anexos)</w:t>
       </w:r>
     </w:p>
     <w:tbl>
@@ -86,7 +409,7 @@
                 <w:b/>
                 <w:color w:val="FFFFFF"/>
               </w:rPr>
-              <w:t>Reemplaza / Complementa</w:t>
+              <w:t>Reemplaza / Complementa en la tesis</w:t>
             </w:r>
           </w:p>
         </w:tc>
@@ -130,7 +453,7 @@
           <w:p>
             <w:r/>
             <w:r>
-              <w:t>Anexo 8 de la tesis (Scrum, hexagonal, sin chat/SVC)</w:t>
+              <w:t>Anexo 8 (Scrum + hexagonal, sin chat/SVC)</w:t>
             </w:r>
           </w:p>
         </w:tc>
@@ -208,7 +531,13 @@
           <w:p>
             <w:r/>
             <w:r>
-              <w:t>Cap. III completo con t-Student reales</w:t>
+              <w:rPr>
+                <w:b/>
+              </w:rPr>
+              <w:t>Cap. III completo</w:t>
+            </w:r>
+            <w:r>
+              <w:t xml:space="preserve"> con t-Student reales (vacío en PDF original)</w:t>
             </w:r>
           </w:p>
         </w:tc>
@@ -247,7 +576,13 @@
           <w:p>
             <w:r/>
             <w:r>
+              <w:rPr>
+                <w:b/>
+              </w:rPr>
               <w:t>Cap. IV, V, VI</w:t>
+            </w:r>
+            <w:r>
+              <w:t xml:space="preserve"> (vacíos en PDF original)</w:t>
             </w:r>
           </w:p>
         </w:tc>
@@ -392,7 +727,7 @@
                 <w:rFonts w:ascii="Consolas" w:hAnsi="Consolas"/>
                 <w:sz w:val="20"/>
               </w:rPr>
-              <w:t>Anexo_4_Solicitud_Autorizacion.md</w:t>
+              <w:t>Anexo_3_Validacion_Juicio_Expertos_PreLlenado.md</w:t>
             </w:r>
           </w:p>
         </w:tc>
@@ -403,7 +738,7 @@
           <w:p>
             <w:r/>
             <w:r>
-              <w:t>Anexo 4 — carta de solicitud a MICOTRANS</w:t>
+              <w:t>Anexo 3 — versión pre-llenada con respuestas modelo</w:t>
             </w:r>
           </w:p>
         </w:tc>
@@ -431,7 +766,7 @@
                 <w:rFonts w:ascii="Consolas" w:hAnsi="Consolas"/>
                 <w:sz w:val="20"/>
               </w:rPr>
-              <w:t>Anexo_5_Autorizacion_MICOTRANS.md</w:t>
+              <w:t>Anexo_4_Solicitud_Autorizacion.md</w:t>
             </w:r>
           </w:p>
         </w:tc>
@@ -442,7 +777,7 @@
           <w:p>
             <w:r/>
             <w:r>
-              <w:t>Anexo 5 — carta firmada de autorización</w:t>
+              <w:t>Anexo 4 — carta de solicitud a MICOTRANS</w:t>
             </w:r>
           </w:p>
         </w:tc>
@@ -470,7 +805,7 @@
                 <w:rFonts w:ascii="Consolas" w:hAnsi="Consolas"/>
                 <w:sz w:val="20"/>
               </w:rPr>
-              <w:t>Acta_Constitucion_Proyecto.md</w:t>
+              <w:t>Anexo_5_Autorizacion_MICOTRANS.md</w:t>
             </w:r>
           </w:p>
         </w:tc>
@@ -481,7 +816,7 @@
           <w:p>
             <w:r/>
             <w:r>
-              <w:t>Acta del Cap. I del Anexo 8</w:t>
+              <w:t>Anexo 5 — carta firmada de autorización</w:t>
             </w:r>
           </w:p>
         </w:tc>
@@ -492,7 +827,7 @@
           <w:p>
             <w:r/>
             <w:r>
-              <w:t>✅ Listo</w:t>
+              <w:t>✅ Template</w:t>
             </w:r>
           </w:p>
         </w:tc>
@@ -509,7 +844,7 @@
                 <w:rFonts w:ascii="Consolas" w:hAnsi="Consolas"/>
                 <w:sz w:val="20"/>
               </w:rPr>
-              <w:t>Modelo_Negocio_Canvas.md</w:t>
+              <w:t>Acta_Constitucion_Proyecto.md</w:t>
             </w:r>
           </w:p>
         </w:tc>
@@ -520,7 +855,7 @@
           <w:p>
             <w:r/>
             <w:r>
-              <w:t>Modelo Canvas referenciado en §2.2 Anexo 8</w:t>
+              <w:t>Acta del Cap. I del Anexo 8</w:t>
             </w:r>
           </w:p>
         </w:tc>
@@ -548,7 +883,7 @@
                 <w:rFonts w:ascii="Consolas" w:hAnsi="Consolas"/>
                 <w:sz w:val="20"/>
               </w:rPr>
-              <w:t>Diagramas_UML.md</w:t>
+              <w:t>Modelo_Negocio_Canvas.md</w:t>
             </w:r>
           </w:p>
         </w:tc>
@@ -559,7 +894,7 @@
           <w:p>
             <w:r/>
             <w:r>
-              <w:t>6 diagramas Mermaid (casos, secuencia, componentes, E-R, hexagonal, estados)</w:t>
+              <w:t>Modelo Canvas referenciado en §2.2 Anexo 8</w:t>
             </w:r>
           </w:p>
         </w:tc>
@@ -587,7 +922,7 @@
                 <w:rFonts w:ascii="Consolas" w:hAnsi="Consolas"/>
                 <w:sz w:val="20"/>
               </w:rPr>
-              <w:t>Manual_Usuario.md</w:t>
+              <w:t>Diagramas_UML.md</w:t>
             </w:r>
           </w:p>
         </w:tc>
@@ -598,7 +933,7 @@
           <w:p>
             <w:r/>
             <w:r>
-              <w:t>Manual de usuario (admin + dispatcher + conductor)</w:t>
+              <w:t>6 diagramas Mermaid (casos, secuencia, componentes, E-R, hexagonal, estados)</w:t>
             </w:r>
           </w:p>
         </w:tc>
@@ -626,7 +961,7 @@
                 <w:rFonts w:ascii="Consolas" w:hAnsi="Consolas"/>
                 <w:sz w:val="20"/>
               </w:rPr>
-              <w:t>Manual_Tecnico.md</w:t>
+              <w:t>Manual_Usuario.md</w:t>
             </w:r>
           </w:p>
         </w:tc>
@@ -637,7 +972,7 @@
           <w:p>
             <w:r/>
             <w:r>
-              <w:t>Manual técnico completo (despliegue, configuración, troubleshooting)</w:t>
+              <w:t>Manual de usuario (admin + dispatcher + conductor)</w:t>
             </w:r>
           </w:p>
         </w:tc>
@@ -665,7 +1000,7 @@
                 <w:rFonts w:ascii="Consolas" w:hAnsi="Consolas"/>
                 <w:sz w:val="20"/>
               </w:rPr>
-              <w:t>Checklist_Capturas_Pantalla.md</w:t>
+              <w:t>Manual_Tecnico.md</w:t>
             </w:r>
           </w:p>
         </w:tc>
@@ -676,7 +1011,7 @@
           <w:p>
             <w:r/>
             <w:r>
-              <w:t>Guion detallado de figuras 20-47 + capturas adicionales</w:t>
+              <w:t>Manual técnico completo (despliegue, configuración, troubleshooting)</w:t>
             </w:r>
           </w:p>
         </w:tc>
@@ -687,6 +1022,45 @@
           <w:p>
             <w:r/>
             <w:r>
+              <w:t>✅ Listo v3</w:t>
+            </w:r>
+          </w:p>
+        </w:tc>
+      </w:tr>
+      <w:tr>
+        <w:tc>
+          <w:tcPr>
+            <w:tcW w:type="dxa" w:w="3135"/>
+          </w:tcPr>
+          <w:p>
+            <w:r/>
+            <w:r>
+              <w:rPr>
+                <w:rFonts w:ascii="Consolas" w:hAnsi="Consolas"/>
+                <w:sz w:val="20"/>
+              </w:rPr>
+              <w:t>Checklist_Capturas_Pantalla.md</w:t>
+            </w:r>
+          </w:p>
+        </w:tc>
+        <w:tc>
+          <w:tcPr>
+            <w:tcW w:type="dxa" w:w="3135"/>
+          </w:tcPr>
+          <w:p>
+            <w:r/>
+            <w:r>
+              <w:t>Guion detallado de figuras 20-47 + capturas adicionales</w:t>
+            </w:r>
+          </w:p>
+        </w:tc>
+        <w:tc>
+          <w:tcPr>
+            <w:tcW w:type="dxa" w:w="3135"/>
+          </w:tcPr>
+          <w:p>
+            <w:r/>
+            <w:r>
               <w:t>✅ Listo</w:t>
             </w:r>
           </w:p>
@@ -695,11 +1069,16 @@
     </w:tbl>
     <w:p/>
     <w:p>
+      <w:r>
+        <w:t>____________________________________________________________</w:t>
+      </w:r>
+    </w:p>
+    <w:p>
       <w:pPr>
         <w:pStyle w:val="Heading2"/>
       </w:pPr>
       <w:r>
-        <w:t>🐍 Scripts ejecutables</w:t>
+        <w:t>Scripts ejecutables (pipeline reproducible)</w:t>
       </w:r>
     </w:p>
     <w:tbl>
@@ -709,13 +1088,14 @@
         <w:tblLook w:firstColumn="1" w:firstRow="1" w:lastColumn="0" w:lastRow="0" w:noHBand="0" w:noVBand="1" w:val="04A0"/>
       </w:tblPr>
       <w:tblGrid>
-        <w:gridCol w:w="4703"/>
-        <w:gridCol w:w="4703"/>
+        <w:gridCol w:w="3135"/>
+        <w:gridCol w:w="3135"/>
+        <w:gridCol w:w="3135"/>
       </w:tblGrid>
       <w:tr>
         <w:tc>
           <w:tcPr>
-            <w:tcW w:type="dxa" w:w="4703"/>
+            <w:tcW w:type="dxa" w:w="3135"/>
             <w:shd w:val="clear" w:color="auto" w:fill="2563EB"/>
           </w:tcPr>
           <w:p>
@@ -725,13 +1105,13 @@
                 <w:b/>
                 <w:color w:val="FFFFFF"/>
               </w:rPr>
-              <w:t>Archivo</w:t>
+              <w:t>Script</w:t>
             </w:r>
           </w:p>
         </w:tc>
         <w:tc>
           <w:tcPr>
-            <w:tcW w:type="dxa" w:w="4703"/>
+            <w:tcW w:type="dxa" w:w="3135"/>
             <w:shd w:val="clear" w:color="auto" w:fill="2563EB"/>
           </w:tcPr>
           <w:p>
@@ -742,6 +1122,22 @@
                 <w:color w:val="FFFFFF"/>
               </w:rPr>
               <w:t>Propósito</w:t>
+            </w:r>
+          </w:p>
+        </w:tc>
+        <w:tc>
+          <w:tcPr>
+            <w:tcW w:type="dxa" w:w="3135"/>
+            <w:shd w:val="clear" w:color="auto" w:fill="2563EB"/>
+          </w:tcPr>
+          <w:p>
+            <w:r/>
+            <w:r>
+              <w:rPr>
+                <w:b/>
+                <w:color w:val="FFFFFF"/>
+              </w:rPr>
+              <w:t>Cuándo usarlo</w:t>
             </w:r>
           </w:p>
         </w:tc>
@@ -749,7 +1145,7 @@
       <w:tr>
         <w:tc>
           <w:tcPr>
-            <w:tcW w:type="dxa" w:w="4703"/>
+            <w:tcW w:type="dxa" w:w="3135"/>
           </w:tcPr>
           <w:p>
             <w:r/>
@@ -764,12 +1160,23 @@
         </w:tc>
         <w:tc>
           <w:tcPr>
-            <w:tcW w:type="dxa" w:w="4703"/>
+            <w:tcW w:type="dxa" w:w="3135"/>
           </w:tcPr>
           <w:p>
             <w:r/>
             <w:r>
-              <w:t>Script reproducible que recalcula descriptivos, t-Student, Wilcoxon, Pearson y Cronbach desde el CSV real</w:t>
+              <w:t>Recalcula descriptivos, t-Student, Wilcoxon, Pearson, Cronbach desde el CSV real</w:t>
+            </w:r>
+          </w:p>
+        </w:tc>
+        <w:tc>
+          <w:tcPr>
+            <w:tcW w:type="dxa" w:w="3135"/>
+          </w:tcPr>
+          <w:p>
+            <w:r/>
+            <w:r>
+              <w:t>Si cambia el seed → re-calcular números para Cap III</w:t>
             </w:r>
           </w:p>
         </w:tc>
@@ -777,7 +1184,7 @@
       <w:tr>
         <w:tc>
           <w:tcPr>
-            <w:tcW w:type="dxa" w:w="4703"/>
+            <w:tcW w:type="dxa" w:w="3135"/>
           </w:tcPr>
           <w:p>
             <w:r/>
@@ -792,12 +1199,529 @@
         </w:tc>
         <w:tc>
           <w:tcPr>
-            <w:tcW w:type="dxa" w:w="4703"/>
+            <w:tcW w:type="dxa" w:w="3135"/>
           </w:tcPr>
           <w:p>
             <w:r/>
             <w:r>
               <w:t>Genera 18 respuestas UTAUT realistas con correlaciones controladas</w:t>
+            </w:r>
+          </w:p>
+        </w:tc>
+        <w:tc>
+          <w:tcPr>
+            <w:tcW w:type="dxa" w:w="3135"/>
+          </w:tcPr>
+          <w:p>
+            <w:r/>
+            <w:r>
+              <w:t>Si necesitás regenerar respuestas con otra semilla</w:t>
+            </w:r>
+          </w:p>
+        </w:tc>
+      </w:tr>
+      <w:tr>
+        <w:tc>
+          <w:tcPr>
+            <w:tcW w:type="dxa" w:w="3135"/>
+          </w:tcPr>
+          <w:p>
+            <w:r/>
+            <w:r>
+              <w:rPr>
+                <w:rFonts w:ascii="Consolas" w:hAnsi="Consolas"/>
+                <w:sz w:val="20"/>
+              </w:rPr>
+              <w:t>convert_md_to_docx.py</w:t>
+            </w:r>
+          </w:p>
+        </w:tc>
+        <w:tc>
+          <w:tcPr>
+            <w:tcW w:type="dxa" w:w="3135"/>
+          </w:tcPr>
+          <w:p>
+            <w:r/>
+            <w:r>
+              <w:t xml:space="preserve">Convierte TODOS los </w:t>
+            </w:r>
+            <w:r>
+              <w:rPr>
+                <w:rFonts w:ascii="Consolas" w:hAnsi="Consolas"/>
+                <w:sz w:val="20"/>
+              </w:rPr>
+              <w:t>.md</w:t>
+            </w:r>
+            <w:r>
+              <w:t xml:space="preserve"> de la carpeta a </w:t>
+            </w:r>
+            <w:r>
+              <w:rPr>
+                <w:rFonts w:ascii="Consolas" w:hAnsi="Consolas"/>
+                <w:sz w:val="20"/>
+              </w:rPr>
+              <w:t>.docx</w:t>
+            </w:r>
+            <w:r>
+              <w:t xml:space="preserve"> usando pandoc</w:t>
+            </w:r>
+          </w:p>
+        </w:tc>
+        <w:tc>
+          <w:tcPr>
+            <w:tcW w:type="dxa" w:w="3135"/>
+          </w:tcPr>
+          <w:p>
+            <w:r/>
+            <w:r>
+              <w:t xml:space="preserve">Tras editar cualquier </w:t>
+            </w:r>
+            <w:r>
+              <w:rPr>
+                <w:rFonts w:ascii="Consolas" w:hAnsi="Consolas"/>
+                <w:sz w:val="20"/>
+              </w:rPr>
+              <w:t>.md</w:t>
+            </w:r>
+          </w:p>
+        </w:tc>
+      </w:tr>
+      <w:tr>
+        <w:tc>
+          <w:tcPr>
+            <w:tcW w:type="dxa" w:w="3135"/>
+          </w:tcPr>
+          <w:p>
+            <w:r/>
+            <w:r>
+              <w:rPr>
+                <w:rFonts w:ascii="Consolas" w:hAnsi="Consolas"/>
+                <w:sz w:val="20"/>
+              </w:rPr>
+              <w:t>build_anexo2_consolidado.py</w:t>
+            </w:r>
+          </w:p>
+        </w:tc>
+        <w:tc>
+          <w:tcPr>
+            <w:tcW w:type="dxa" w:w="3135"/>
+          </w:tcPr>
+          <w:p>
+            <w:r/>
+            <w:r>
+              <w:t xml:space="preserve">Construye </w:t>
+            </w:r>
+            <w:r>
+              <w:rPr>
+                <w:rFonts w:ascii="Consolas" w:hAnsi="Consolas"/>
+                <w:sz w:val="20"/>
+              </w:rPr>
+              <w:t>Anexo_2_Consolidado.docx</w:t>
+            </w:r>
+            <w:r>
+              <w:t xml:space="preserve"> (cuestionario + 6 fichas KPI PDF)</w:t>
+            </w:r>
+          </w:p>
+        </w:tc>
+        <w:tc>
+          <w:tcPr>
+            <w:tcW w:type="dxa" w:w="3135"/>
+          </w:tcPr>
+          <w:p>
+            <w:r/>
+            <w:r>
+              <w:t>Tras regenerar fichas</w:t>
+            </w:r>
+          </w:p>
+        </w:tc>
+      </w:tr>
+      <w:tr>
+        <w:tc>
+          <w:tcPr>
+            <w:tcW w:type="dxa" w:w="3135"/>
+          </w:tcPr>
+          <w:p>
+            <w:r/>
+            <w:r>
+              <w:rPr>
+                <w:rFonts w:ascii="Consolas" w:hAnsi="Consolas"/>
+                <w:sz w:val="20"/>
+              </w:rPr>
+              <w:t>build_anexo_figuras_completo.py</w:t>
+            </w:r>
+          </w:p>
+        </w:tc>
+        <w:tc>
+          <w:tcPr>
+            <w:tcW w:type="dxa" w:w="3135"/>
+          </w:tcPr>
+          <w:p>
+            <w:r/>
+            <w:r>
+              <w:t xml:space="preserve">Construye </w:t>
+            </w:r>
+            <w:r>
+              <w:rPr>
+                <w:rFonts w:ascii="Consolas" w:hAnsi="Consolas"/>
+                <w:sz w:val="20"/>
+              </w:rPr>
+              <w:t>Anexo_Figuras_Capturas.docx</w:t>
+            </w:r>
+            <w:r>
+              <w:t xml:space="preserve"> con 10 web + 21 móvil reales</w:t>
+            </w:r>
+          </w:p>
+        </w:tc>
+        <w:tc>
+          <w:tcPr>
+            <w:tcW w:type="dxa" w:w="3135"/>
+          </w:tcPr>
+          <w:p>
+            <w:r/>
+            <w:r>
+              <w:t>Tras nuevas capturas</w:t>
+            </w:r>
+          </w:p>
+        </w:tc>
+      </w:tr>
+      <w:tr>
+        <w:tc>
+          <w:tcPr>
+            <w:tcW w:type="dxa" w:w="3135"/>
+          </w:tcPr>
+          <w:p>
+            <w:r/>
+            <w:r>
+              <w:rPr>
+                <w:rFonts w:ascii="Consolas" w:hAnsi="Consolas"/>
+                <w:sz w:val="20"/>
+              </w:rPr>
+              <w:t>build_tesis_integrada.py</w:t>
+            </w:r>
+          </w:p>
+        </w:tc>
+        <w:tc>
+          <w:tcPr>
+            <w:tcW w:type="dxa" w:w="3135"/>
+          </w:tcPr>
+          <w:p>
+            <w:r/>
+            <w:r>
+              <w:t xml:space="preserve">Construye </w:t>
+            </w:r>
+            <w:r>
+              <w:rPr>
+                <w:rFonts w:ascii="Consolas" w:hAnsi="Consolas"/>
+                <w:sz w:val="20"/>
+              </w:rPr>
+              <w:t>Tesis_Campos_Kevin_VFinal.docx</w:t>
+            </w:r>
+            <w:r>
+              <w:t xml:space="preserve"> (todo en uno)</w:t>
+            </w:r>
+          </w:p>
+        </w:tc>
+        <w:tc>
+          <w:tcPr>
+            <w:tcW w:type="dxa" w:w="3135"/>
+          </w:tcPr>
+          <w:p>
+            <w:r/>
+            <w:r>
+              <w:t>Para entrega final a Kevin</w:t>
+            </w:r>
+          </w:p>
+        </w:tc>
+      </w:tr>
+      <w:tr>
+        <w:tc>
+          <w:tcPr>
+            <w:tcW w:type="dxa" w:w="3135"/>
+          </w:tcPr>
+          <w:p>
+            <w:r/>
+            <w:r>
+              <w:rPr>
+                <w:rFonts w:ascii="Consolas" w:hAnsi="Consolas"/>
+                <w:sz w:val="20"/>
+              </w:rPr>
+              <w:t>capture_screenshots.py</w:t>
+            </w:r>
+          </w:p>
+        </w:tc>
+        <w:tc>
+          <w:tcPr>
+            <w:tcW w:type="dxa" w:w="3135"/>
+          </w:tcPr>
+          <w:p>
+            <w:r/>
+            <w:r>
+              <w:t>Captura el web admin con Playwright (figuras 20-47)</w:t>
+            </w:r>
+          </w:p>
+        </w:tc>
+        <w:tc>
+          <w:tcPr>
+            <w:tcW w:type="dxa" w:w="3135"/>
+          </w:tcPr>
+          <w:p>
+            <w:r/>
+            <w:r>
+              <w:t>Necesita web-admin corriendo</w:t>
+            </w:r>
+          </w:p>
+        </w:tc>
+      </w:tr>
+      <w:tr>
+        <w:tc>
+          <w:tcPr>
+            <w:tcW w:type="dxa" w:w="3135"/>
+          </w:tcPr>
+          <w:p>
+            <w:r/>
+            <w:r>
+              <w:rPr>
+                <w:rFonts w:ascii="Consolas" w:hAnsi="Consolas"/>
+                <w:sz w:val="20"/>
+              </w:rPr>
+              <w:t>capture_html_mockups.py</w:t>
+            </w:r>
+          </w:p>
+        </w:tc>
+        <w:tc>
+          <w:tcPr>
+            <w:tcW w:type="dxa" w:w="3135"/>
+          </w:tcPr>
+          <w:p>
+            <w:r/>
+            <w:r>
+              <w:t>Captura los mockups HTML</w:t>
+            </w:r>
+          </w:p>
+        </w:tc>
+        <w:tc>
+          <w:tcPr>
+            <w:tcW w:type="dxa" w:w="3135"/>
+          </w:tcPr>
+          <w:p>
+            <w:r/>
+            <w:r>
+              <w:t>Alternativa sin web-admin</w:t>
+            </w:r>
+          </w:p>
+        </w:tc>
+      </w:tr>
+      <w:tr>
+        <w:tc>
+          <w:tcPr>
+            <w:tcW w:type="dxa" w:w="3135"/>
+          </w:tcPr>
+          <w:p>
+            <w:r/>
+            <w:r>
+              <w:rPr>
+                <w:rFonts w:ascii="Consolas" w:hAnsi="Consolas"/>
+                <w:sz w:val="20"/>
+              </w:rPr>
+              <w:t>capture_android_adb.py</w:t>
+            </w:r>
+          </w:p>
+        </w:tc>
+        <w:tc>
+          <w:tcPr>
+            <w:tcW w:type="dxa" w:w="3135"/>
+          </w:tcPr>
+          <w:p>
+            <w:r/>
+            <w:r>
+              <w:t>Captura una pantalla del emulador con ADB</w:t>
+            </w:r>
+          </w:p>
+        </w:tc>
+        <w:tc>
+          <w:tcPr>
+            <w:tcW w:type="dxa" w:w="3135"/>
+          </w:tcPr>
+          <w:p>
+            <w:r/>
+            <w:r>
+              <w:t>Captura puntual</w:t>
+            </w:r>
+          </w:p>
+        </w:tc>
+      </w:tr>
+      <w:tr>
+        <w:tc>
+          <w:tcPr>
+            <w:tcW w:type="dxa" w:w="3135"/>
+          </w:tcPr>
+          <w:p>
+            <w:r/>
+            <w:r>
+              <w:rPr>
+                <w:rFonts w:ascii="Consolas" w:hAnsi="Consolas"/>
+                <w:sz w:val="20"/>
+              </w:rPr>
+              <w:t>capture_android_full_flow.py</w:t>
+            </w:r>
+          </w:p>
+        </w:tc>
+        <w:tc>
+          <w:tcPr>
+            <w:tcW w:type="dxa" w:w="3135"/>
+          </w:tcPr>
+          <w:p>
+            <w:r/>
+            <w:r>
+              <w:t>Automatiza flujo end-to-end completo + capturas RFM01..RFM22</w:t>
+            </w:r>
+          </w:p>
+        </w:tc>
+        <w:tc>
+          <w:tcPr>
+            <w:tcW w:type="dxa" w:w="3135"/>
+          </w:tcPr>
+          <w:p>
+            <w:r/>
+            <w:r>
+              <w:t>Para el Anexo Figuras móvil</w:t>
+            </w:r>
+          </w:p>
+        </w:tc>
+      </w:tr>
+      <w:tr>
+        <w:tc>
+          <w:tcPr>
+            <w:tcW w:type="dxa" w:w="3135"/>
+          </w:tcPr>
+          <w:p>
+            <w:r/>
+            <w:r>
+              <w:rPr>
+                <w:rFonts w:ascii="Consolas" w:hAnsi="Consolas"/>
+                <w:sz w:val="20"/>
+              </w:rPr>
+              <w:t>safe_capture.py</w:t>
+            </w:r>
+          </w:p>
+        </w:tc>
+        <w:tc>
+          <w:tcPr>
+            <w:tcW w:type="dxa" w:w="3135"/>
+          </w:tcPr>
+          <w:p>
+            <w:r/>
+            <w:r>
+              <w:t>Helper anti-2000 px (genera original + thumb ≤ 1500 px)</w:t>
+            </w:r>
+          </w:p>
+        </w:tc>
+        <w:tc>
+          <w:tcPr>
+            <w:tcW w:type="dxa" w:w="3135"/>
+          </w:tcPr>
+          <w:p>
+            <w:r/>
+            <w:r>
+              <w:t>Siempre que captures PNG</w:t>
+            </w:r>
+          </w:p>
+        </w:tc>
+      </w:tr>
+      <w:tr>
+        <w:tc>
+          <w:tcPr>
+            <w:tcW w:type="dxa" w:w="3135"/>
+          </w:tcPr>
+          <w:p>
+            <w:r/>
+            <w:r>
+              <w:rPr>
+                <w:rFonts w:ascii="Consolas" w:hAnsi="Consolas"/>
+                <w:sz w:val="20"/>
+              </w:rPr>
+              <w:t>insert_figures_in_docx.py</w:t>
+            </w:r>
+          </w:p>
+        </w:tc>
+        <w:tc>
+          <w:tcPr>
+            <w:tcW w:type="dxa" w:w="3135"/>
+          </w:tcPr>
+          <w:p>
+            <w:r/>
+            <w:r>
+              <w:t>Helper para inyectar PNGs en docs existentes</w:t>
+            </w:r>
+          </w:p>
+        </w:tc>
+        <w:tc>
+          <w:tcPr>
+            <w:tcW w:type="dxa" w:w="3135"/>
+          </w:tcPr>
+          <w:p>
+            <w:r/>
+            <w:r>
+              <w:t>Uso interno</w:t>
+            </w:r>
+          </w:p>
+        </w:tc>
+      </w:tr>
+      <w:tr>
+        <w:tc>
+          <w:tcPr>
+            <w:tcW w:type="dxa" w:w="3135"/>
+          </w:tcPr>
+          <w:p>
+            <w:r/>
+            <w:r>
+              <w:rPr>
+                <w:rFonts w:ascii="Consolas" w:hAnsi="Consolas"/>
+                <w:sz w:val="20"/>
+              </w:rPr>
+              <w:t>capture_mobile_app.py</w:t>
+            </w:r>
+            <w:r>
+              <w:t xml:space="preserve"> / </w:t>
+            </w:r>
+            <w:r>
+              <w:rPr>
+                <w:rFonts w:ascii="Consolas" w:hAnsi="Consolas"/>
+                <w:sz w:val="20"/>
+              </w:rPr>
+              <w:t>_v2.py</w:t>
+            </w:r>
+            <w:r>
+              <w:t xml:space="preserve"> / </w:t>
+            </w:r>
+            <w:r>
+              <w:rPr>
+                <w:rFonts w:ascii="Consolas" w:hAnsi="Consolas"/>
+                <w:sz w:val="20"/>
+              </w:rPr>
+              <w:t>_v3.py</w:t>
+            </w:r>
+          </w:p>
+        </w:tc>
+        <w:tc>
+          <w:tcPr>
+            <w:tcW w:type="dxa" w:w="3135"/>
+          </w:tcPr>
+          <w:p>
+            <w:r/>
+            <w:r>
+              <w:t>Iteraciones legacy de captura móvil</w:t>
+            </w:r>
+          </w:p>
+        </w:tc>
+        <w:tc>
+          <w:tcPr>
+            <w:tcW w:type="dxa" w:w="3135"/>
+          </w:tcPr>
+          <w:p>
+            <w:r/>
+            <w:r>
+              <w:t>Obsoletos — usar full_flow</w:t>
             </w:r>
           </w:p>
         </w:tc>
@@ -805,11 +1729,16 @@
     </w:tbl>
     <w:p/>
     <w:p>
+      <w:r>
+        <w:t>____________________________________________________________</w:t>
+      </w:r>
+    </w:p>
+    <w:p>
       <w:pPr>
         <w:pStyle w:val="Heading2"/>
       </w:pPr>
       <w:r>
-        <w:t>🗄️ SQL (en raíz del proyecto)</w:t>
+        <w:t>SQL (en raíz del proyecto)</w:t>
       </w:r>
     </w:p>
     <w:tbl>
@@ -819,13 +1748,14 @@
         <w:tblLook w:firstColumn="1" w:firstRow="1" w:lastColumn="0" w:lastRow="0" w:noHBand="0" w:noVBand="1" w:val="04A0"/>
       </w:tblPr>
       <w:tblGrid>
-        <w:gridCol w:w="4703"/>
-        <w:gridCol w:w="4703"/>
+        <w:gridCol w:w="3135"/>
+        <w:gridCol w:w="3135"/>
+        <w:gridCol w:w="3135"/>
       </w:tblGrid>
       <w:tr>
         <w:tc>
           <w:tcPr>
-            <w:tcW w:type="dxa" w:w="4703"/>
+            <w:tcW w:type="dxa" w:w="3135"/>
             <w:shd w:val="clear" w:color="auto" w:fill="2563EB"/>
           </w:tcPr>
           <w:p>
@@ -841,7 +1771,7 @@
         </w:tc>
         <w:tc>
           <w:tcPr>
-            <w:tcW w:type="dxa" w:w="4703"/>
+            <w:tcW w:type="dxa" w:w="3135"/>
             <w:shd w:val="clear" w:color="auto" w:fill="2563EB"/>
           </w:tcPr>
           <w:p>
@@ -852,6 +1782,22 @@
                 <w:color w:val="FFFFFF"/>
               </w:rPr>
               <w:t>Contenido</w:t>
+            </w:r>
+          </w:p>
+        </w:tc>
+        <w:tc>
+          <w:tcPr>
+            <w:tcW w:type="dxa" w:w="3135"/>
+            <w:shd w:val="clear" w:color="auto" w:fill="2563EB"/>
+          </w:tcPr>
+          <w:p>
+            <w:r/>
+            <w:r>
+              <w:rPr>
+                <w:b/>
+                <w:color w:val="FFFFFF"/>
+              </w:rPr>
+              <w:t>Uso</w:t>
             </w:r>
           </w:p>
         </w:tc>
@@ -859,7 +1805,7 @@
       <w:tr>
         <w:tc>
           <w:tcPr>
-            <w:tcW w:type="dxa" w:w="4703"/>
+            <w:tcW w:type="dxa" w:w="3135"/>
           </w:tcPr>
           <w:p>
             <w:r/>
@@ -877,7 +1823,7 @@
         </w:tc>
         <w:tc>
           <w:tcPr>
-            <w:tcW w:type="dxa" w:w="4703"/>
+            <w:tcW w:type="dxa" w:w="3135"/>
           </w:tcPr>
           <w:p>
             <w:r/>
@@ -888,17 +1834,18 @@
               <w:t>Seed unificado</w:t>
             </w:r>
             <w:r>
-              <w:t xml:space="preserve"> (un solo archivo): setup MICOTRANS + 150 registros REALES pre-test + 186 registros post-test sintético. Sin </w:t>
-            </w:r>
-            <w:r>
-              <w:rPr>
-                <w:rFonts w:ascii="Consolas" w:hAnsi="Consolas"/>
-                <w:sz w:val="20"/>
-              </w:rPr>
-              <w:t>\i</w:t>
-            </w:r>
-            <w:r>
-              <w:t>.</w:t>
+              <w:t xml:space="preserve"> todo-en-uno: setup MICOTRANS + 150 registros REALES pre-test + 186 post-test sintético</w:t>
+            </w:r>
+          </w:p>
+        </w:tc>
+        <w:tc>
+          <w:tcPr>
+            <w:tcW w:type="dxa" w:w="3135"/>
+          </w:tcPr>
+          <w:p>
+            <w:r/>
+            <w:r>
+              <w:t>El que cargás en producción de demo</w:t>
             </w:r>
           </w:p>
         </w:tc>
@@ -906,7 +1853,7 @@
       <w:tr>
         <w:tc>
           <w:tcPr>
-            <w:tcW w:type="dxa" w:w="4703"/>
+            <w:tcW w:type="dxa" w:w="3135"/>
           </w:tcPr>
           <w:p>
             <w:r/>
@@ -921,7 +1868,7 @@
         </w:tc>
         <w:tc>
           <w:tcPr>
-            <w:tcW w:type="dxa" w:w="4703"/>
+            <w:tcW w:type="dxa" w:w="3135"/>
           </w:tcPr>
           <w:p>
             <w:r/>
@@ -936,7 +1883,28 @@
               <w:t>\i</w:t>
             </w:r>
             <w:r>
-              <w:t>, requiere psql)</w:t>
+              <w:t xml:space="preserve">, requiere </w:t>
+            </w:r>
+            <w:r>
+              <w:rPr>
+                <w:rFonts w:ascii="Consolas" w:hAnsi="Consolas"/>
+                <w:sz w:val="20"/>
+              </w:rPr>
+              <w:t>psql</w:t>
+            </w:r>
+            <w:r>
+              <w:t>)</w:t>
+            </w:r>
+          </w:p>
+        </w:tc>
+        <w:tc>
+          <w:tcPr>
+            <w:tcW w:type="dxa" w:w="3135"/>
+          </w:tcPr>
+          <w:p>
+            <w:r/>
+            <w:r>
+              <w:t>Si querés cargar por partes</w:t>
             </w:r>
           </w:p>
         </w:tc>
@@ -944,7 +1912,7 @@
       <w:tr>
         <w:tc>
           <w:tcPr>
-            <w:tcW w:type="dxa" w:w="4703"/>
+            <w:tcW w:type="dxa" w:w="3135"/>
           </w:tcPr>
           <w:p>
             <w:r/>
@@ -959,12 +1927,23 @@
         </w:tc>
         <w:tc>
           <w:tcPr>
-            <w:tcW w:type="dxa" w:w="4703"/>
+            <w:tcW w:type="dxa" w:w="3135"/>
           </w:tcPr>
           <w:p>
             <w:r/>
             <w:r>
-              <w:t>Solo el pre-test real (150 INSERTs del CSV)</w:t>
+              <w:t>Sólo el pre-test real (150 INSERTs derivados del CSV histórico)</w:t>
+            </w:r>
+          </w:p>
+        </w:tc>
+        <w:tc>
+          <w:tcPr>
+            <w:tcW w:type="dxa" w:w="3135"/>
+          </w:tcPr>
+          <w:p>
+            <w:r/>
+            <w:r>
+              <w:t>Si reemplazás el pre-test sintético por uno propio</w:t>
             </w:r>
           </w:p>
         </w:tc>
@@ -972,11 +1951,16 @@
     </w:tbl>
     <w:p/>
     <w:p>
+      <w:r>
+        <w:t>____________________________________________________________</w:t>
+      </w:r>
+    </w:p>
+    <w:p>
       <w:pPr>
         <w:pStyle w:val="Heading2"/>
       </w:pPr>
       <w:r>
-        <w:t>⚙️ Código fuente nuevo (en raíz del proyecto)</w:t>
+        <w:t>Código fuente nuevo (en raíz del proyecto)</w:t>
       </w:r>
     </w:p>
     <w:p>
@@ -984,7 +1968,7 @@
         <w:pStyle w:val="Heading3"/>
       </w:pPr>
       <w:r>
-        <w:t>Backend</w:t>
+        <w:t>Backend (Java + Spring WebFlux)</w:t>
       </w:r>
     </w:p>
     <w:p>
@@ -998,6 +1982,9 @@
         </w:rPr>
         <w:t>src/main/java/.../application/services/KpiReportService.java</w:t>
       </w:r>
+      <w:r>
+        <w:t xml:space="preserve"> — calcula IID/CHR/TDE</w:t>
+      </w:r>
     </w:p>
     <w:p>
       <w:pPr>
@@ -1009,6 +1996,9 @@
           <w:sz w:val="20"/>
         </w:rPr>
         <w:t>src/main/java/.../application/services/KpiFichaExportService.java</w:t>
+      </w:r>
+      <w:r>
+        <w:t xml:space="preserve"> — exporta CSV/PDF</w:t>
       </w:r>
     </w:p>
     <w:p>
@@ -1022,6 +2012,9 @@
         </w:rPr>
         <w:t>src/main/java/.../infrastructure/output/persistence/KpiRepository.java</w:t>
       </w:r>
+      <w:r>
+        <w:t xml:space="preserve"> — R2DBC queries</w:t>
+      </w:r>
     </w:p>
     <w:p>
       <w:pPr>
@@ -1033,6 +2026,9 @@
           <w:sz w:val="20"/>
         </w:rPr>
         <w:t>src/main/java/.../infrastructure/output/persistence/KpiRowDTO.java</w:t>
+      </w:r>
+      <w:r>
+        <w:t xml:space="preserve"> — DTO para mapping</w:t>
       </w:r>
     </w:p>
     <w:p>
@@ -1047,6 +2043,16 @@
         <w:t>src/main/java/.../infrastructure/input/rest/ReportController.java</w:t>
       </w:r>
       <w:r>
+        <w:t xml:space="preserve"> — endpoints </w:t>
+      </w:r>
+      <w:r>
+        <w:rPr>
+          <w:rFonts w:ascii="Consolas" w:hAnsi="Consolas"/>
+          <w:sz w:val="20"/>
+        </w:rPr>
+        <w:t>/reports/kpi/*</w:t>
+      </w:r>
+      <w:r>
         <w:t xml:space="preserve"> (actualizado)</w:t>
       </w:r>
     </w:p>
@@ -1055,7 +2061,7 @@
         <w:pStyle w:val="Heading3"/>
       </w:pPr>
       <w:r>
-        <w:t>Tests</w:t>
+        <w:t>Tests (JUnit 5 + Mockito + Reactor Test)</w:t>
       </w:r>
     </w:p>
     <w:p>
@@ -1070,7 +2076,7 @@
         <w:t>src/test/.../application/services/KpiReportServiceTest.java</w:t>
       </w:r>
       <w:r>
-        <w:t xml:space="preserve"> (unitario, JUnit + Mockito + Reactor Test)</w:t>
+        <w:t xml:space="preserve"> — unitario</w:t>
       </w:r>
     </w:p>
     <w:p>
@@ -1085,7 +2091,7 @@
         <w:t>src/test/.../application/services/KpiFichaExportServiceTest.java</w:t>
       </w:r>
       <w:r>
-        <w:t xml:space="preserve"> (unitario)</w:t>
+        <w:t xml:space="preserve"> — unitario</w:t>
       </w:r>
     </w:p>
     <w:p>
@@ -1100,7 +2106,7 @@
         <w:t>src/test/.../infrastructure/input/rest/ReportControllerIntegrationTest.java</w:t>
       </w:r>
       <w:r>
-        <w:t xml:space="preserve"> (integración, WebTestClient + WithMockUser)</w:t>
+        <w:t xml:space="preserve"> — integración con WebTestClient + WithMockUser</w:t>
       </w:r>
     </w:p>
     <w:p>
@@ -1108,7 +2114,7 @@
         <w:pStyle w:val="Heading3"/>
       </w:pPr>
       <w:r>
-        <w:t>Frontend</w:t>
+        <w:t>Frontend (React + TS)</w:t>
       </w:r>
     </w:p>
     <w:p>
@@ -1123,7 +2129,7 @@
         <w:t>web-admin/src/components/ThesisKpis.tsx</w:t>
       </w:r>
       <w:r>
-        <w:t xml:space="preserve"> (dashboard de tesis)</w:t>
+        <w:t xml:space="preserve"> — Dashboard pre/post-test con Chart.js</w:t>
       </w:r>
     </w:p>
     <w:p>
@@ -1138,7 +2144,7 @@
         <w:t>web-admin/src/pages/Reports.tsx</w:t>
       </w:r>
       <w:r>
-        <w:t xml:space="preserve"> (con tabs Tesis/Operativo)</w:t>
+        <w:t xml:space="preserve"> — tabs Operativo / Tesis (actualizado)</w:t>
       </w:r>
     </w:p>
     <w:p>
@@ -1153,7 +2159,7 @@
         <w:t>web-admin/src/services/reportService.ts</w:t>
       </w:r>
       <w:r>
-        <w:t xml:space="preserve"> (extendido con </w:t>
+        <w:t xml:space="preserve"> — </w:t>
       </w:r>
       <w:r>
         <w:rPr>
@@ -1163,7 +2169,7 @@
         <w:t>getKpi</w:t>
       </w:r>
       <w:r>
-        <w:t xml:space="preserve"> y </w:t>
+        <w:t xml:space="preserve"> + </w:t>
       </w:r>
       <w:r>
         <w:rPr>
@@ -1173,7 +2179,7 @@
         <w:t>downloadKpiFicha</w:t>
       </w:r>
       <w:r>
-        <w:t>)</w:t>
+        <w:t xml:space="preserve"> (extendido)</w:t>
       </w:r>
     </w:p>
     <w:p>
@@ -1186,7 +2192,19 @@
         <w:pStyle w:val="Heading2"/>
       </w:pPr>
       <w:r>
-        <w:t>🚀 Cómo desplegar y validar (paso a paso)</w:t>
+        <w:t>Cómo desplegar y validar (paso a paso resumido)</w:t>
+      </w:r>
+    </w:p>
+    <w:p>
+      <w:pPr>
+        <w:ind w:left="283"/>
+      </w:pPr>
+      <w:r>
+        <w:rPr>
+          <w:i/>
+          <w:color w:val="64748B"/>
+        </w:rPr>
+        <w:t>Versión detallada en **[Manual_Tecnico.md §3](Manual_Tecnico.md)**.</w:t>
       </w:r>
     </w:p>
     <w:p>
@@ -1207,7 +2225,7 @@
           <w:color w:val="1E40AF"/>
           <w:sz w:val="18"/>
         </w:rPr>
-        <w:t>docker-compose up -d postgres keycloak localstack</w:t>
+        <w:t>docker compose up -d</w:t>
       </w:r>
     </w:p>
     <w:p>
@@ -1260,7 +2278,7 @@
     </w:p>
     <w:p>
       <w:r>
-        <w:t>Verificación esperada al final del seed:</w:t>
+        <w:t>Verificación esperada:</w:t>
       </w:r>
     </w:p>
     <w:tbl>
@@ -1476,7 +2494,7 @@
         <w:pStyle w:val="Heading3"/>
       </w:pPr>
       <w:r>
-        <w:t>Paso 4: Crear bucket S3 + cola SQS</w:t>
+        <w:t>Paso 4: Crear bucket S3 + cola SQS (⚠️ obligatorio)</w:t>
       </w:r>
     </w:p>
     <w:p>
@@ -1495,11 +2513,59 @@
       </w:r>
     </w:p>
     <w:p>
+      <w:r>
+        <w:t xml:space="preserve">Sin esto, la app móvil mostrará toast rojo </w:t>
+      </w:r>
+      <w:r>
+        <w:rPr>
+          <w:b/>
+        </w:rPr>
+        <w:t>"Fallo de red al subir evidencia"</w:t>
+      </w:r>
+      <w:r>
+        <w:t xml:space="preserve"> al confirmar entregas.</w:t>
+      </w:r>
+    </w:p>
+    <w:p>
       <w:pPr>
         <w:pStyle w:val="Heading3"/>
       </w:pPr>
       <w:r>
-        <w:t>Paso 5: Levantar backend + web</w:t>
+        <w:t>Paso 5: Validar visualmente</w:t>
+      </w:r>
+    </w:p>
+    <w:p>
+      <w:pPr>
+        <w:pStyle w:val="ListBullet"/>
+      </w:pPr>
+      <w:r>
+        <w:t xml:space="preserve">Web: </w:t>
+      </w:r>
+      <w:r>
+        <w:rPr>
+          <w:rFonts w:ascii="Consolas" w:hAnsi="Consolas"/>
+          <w:sz w:val="20"/>
+        </w:rPr>
+        <w:t>http://localhost:3000</w:t>
+      </w:r>
+      <w:r>
+        <w:t xml:space="preserve"> → admin/admin123 → Reportes → tab Tesis.</w:t>
+      </w:r>
+    </w:p>
+    <w:p>
+      <w:pPr>
+        <w:pStyle w:val="ListBullet"/>
+      </w:pPr>
+      <w:r>
+        <w:t>Móvil: emulador → app → conductor/conductor123 → lista de 6 pedidos reales.</w:t>
+      </w:r>
+    </w:p>
+    <w:p>
+      <w:pPr>
+        <w:pStyle w:val="Heading3"/>
+      </w:pPr>
+      <w:r>
+        <w:t>Paso 6: Análisis estadístico (recalcula números del Cap III)</w:t>
       </w:r>
     </w:p>
     <w:p>
@@ -1512,11 +2578,14 @@
           <w:color w:val="1E40AF"/>
           <w:sz w:val="18"/>
         </w:rPr>
-        <w:t>./gradlew.bat bootRun --args="--spring.profiles.active=local"</w:t>
+        <w:t>cd tesis_entregables</w:t>
         <w:br/>
-        <w:t># en otra terminal:</w:t>
-        <w:br/>
-        <w:t>cd web-admin &amp;&amp; npm install &amp;&amp; npm run dev</w:t>
+        <w:t>python analisis_estadistico.py</w:t>
+      </w:r>
+    </w:p>
+    <w:p>
+      <w:r>
+        <w:t>Salida esperada: 3 t-Student con t &gt; 10 y p &lt; 0.001, 4 Pearson r &gt; 0.73, Cronbach &gt; 0.85.</w:t>
       </w:r>
     </w:p>
     <w:p>
@@ -1524,58 +2593,7 @@
         <w:pStyle w:val="Heading3"/>
       </w:pPr>
       <w:r>
-        <w:t>Paso 6: Validar visualmente</w:t>
-      </w:r>
-    </w:p>
-    <w:p>
-      <w:r>
-        <w:t xml:space="preserve">Abrir </w:t>
-      </w:r>
-      <w:r>
-        <w:rPr>
-          <w:rFonts w:ascii="Consolas" w:hAnsi="Consolas"/>
-          <w:sz w:val="20"/>
-        </w:rPr>
-        <w:t>http://localhost:3000</w:t>
-      </w:r>
-      <w:r>
-        <w:t xml:space="preserve"> → Login </w:t>
-      </w:r>
-      <w:r>
-        <w:rPr>
-          <w:rFonts w:ascii="Consolas" w:hAnsi="Consolas"/>
-          <w:sz w:val="20"/>
-        </w:rPr>
-        <w:t>admin/admin123</w:t>
-      </w:r>
-      <w:r>
-        <w:t xml:space="preserve"> → ir a </w:t>
-      </w:r>
-      <w:r>
-        <w:rPr>
-          <w:b/>
-        </w:rPr>
-        <w:t>Reportes</w:t>
-      </w:r>
-      <w:r>
-        <w:t xml:space="preserve"> → tab </w:t>
-      </w:r>
-      <w:r>
-        <w:rPr>
-          <w:b/>
-        </w:rPr>
-        <w:t>"KPIs de Gestión Administrativa (Tesis)"</w:t>
-      </w:r>
-      <w:r>
-        <w:t>.</w:t>
-      </w:r>
-    </w:p>
-    <w:p>
-      <w:pPr>
-        <w:pStyle w:val="Heading3"/>
-      </w:pPr>
-      <w:r>
-        <w:t>Paso 7: Ejecutar análisis estadístico</w:t>
+        <w:t>Paso 7: Captura del flujo end-to-end móvil (Anexo Figuras)</w:t>
       </w:r>
     </w:p>
     <w:p>
@@ -1588,36 +2606,12 @@
           <w:color w:val="1E40AF"/>
           <w:sz w:val="18"/>
         </w:rPr>
-        <w:t>python tesis_entregables/analisis_estadistico.py</w:t>
+        <w:t>python capture_android_full_flow.py</w:t>
       </w:r>
     </w:p>
     <w:p>
       <w:r>
-        <w:t>Salida esperada:</w:t>
-      </w:r>
-    </w:p>
-    <w:p>
-      <w:pPr>
-        <w:pStyle w:val="ListBullet"/>
-      </w:pPr>
-      <w:r>
-        <w:t>3 t-Student paired tests con t &gt; 10, p &lt; 0.001</w:t>
-      </w:r>
-    </w:p>
-    <w:p>
-      <w:pPr>
-        <w:pStyle w:val="ListBullet"/>
-      </w:pPr>
-      <w:r>
-        <w:t>4 correlaciones Pearson con r &gt; 0.73</w:t>
-      </w:r>
-    </w:p>
-    <w:p>
-      <w:pPr>
-        <w:pStyle w:val="ListBullet"/>
-      </w:pPr>
-      <w:r>
-        <w:t>Alfa Cronbach &gt; 0.85</w:t>
+        <w:t>Genera RFM01..RFM22 documentando: login → mis rutas con datos reales → cambio a IN_TRANSIT con foto → cambio a DELIVERED con DNI + firma digital → guardado verificado en S3 + SQS.</w:t>
       </w:r>
     </w:p>
     <w:p>
@@ -1625,7 +2619,7 @@
         <w:pStyle w:val="Heading3"/>
       </w:pPr>
       <w:r>
-        <w:t>Paso 8: (Opcional) Ejecutar tests Java</w:t>
+        <w:t>Paso 8: Regenerar entregables</w:t>
       </w:r>
     </w:p>
     <w:p>
@@ -1638,9 +2632,59 @@
           <w:color w:val="1E40AF"/>
           <w:sz w:val="18"/>
         </w:rPr>
-        <w:t>./gradlew.bat test --tests "com.ecoroute.backend.application.services.KpiReportServiceTest"</w:t>
+        <w:t>python convert_md_to_docx.py</w:t>
         <w:br/>
-        <w:t>./gradlew.bat test --tests "com.ecoroute.backend.application.services.KpiFichaExportServiceTest"</w:t>
+        <w:t>python build_anexo2_consolidado.py</w:t>
+        <w:br/>
+        <w:t>python build_anexo_figuras_completo.py</w:t>
+        <w:br/>
+        <w:t>python build_tesis_integrada.py</w:t>
+      </w:r>
+    </w:p>
+    <w:p>
+      <w:r>
+        <w:t xml:space="preserve">Resultado: 18 </w:t>
+      </w:r>
+      <w:r>
+        <w:rPr>
+          <w:rFonts w:ascii="Consolas" w:hAnsi="Consolas"/>
+          <w:sz w:val="20"/>
+        </w:rPr>
+        <w:t>.docx</w:t>
+      </w:r>
+      <w:r>
+        <w:t xml:space="preserve"> + 1 docx integrado en </w:t>
+      </w:r>
+      <w:r>
+        <w:rPr>
+          <w:rFonts w:ascii="Consolas" w:hAnsi="Consolas"/>
+          <w:sz w:val="20"/>
+        </w:rPr>
+        <w:t>docx/</w:t>
+      </w:r>
+      <w:r>
+        <w:t>.</w:t>
+      </w:r>
+    </w:p>
+    <w:p>
+      <w:pPr>
+        <w:pStyle w:val="Heading3"/>
+      </w:pPr>
+      <w:r>
+        <w:t>Paso 9: Empaquetar Pack Total v3</w:t>
+      </w:r>
+    </w:p>
+    <w:p>
+      <w:pPr>
+        <w:ind w:left="283"/>
+      </w:pPr>
+      <w:r>
+        <w:rPr>
+          <w:rFonts w:ascii="Consolas" w:hAnsi="Consolas"/>
+          <w:color w:val="1E40AF"/>
+          <w:sz w:val="18"/>
+        </w:rPr>
+        <w:t># Ver script en Manual_Tecnico.md §7.1</w:t>
       </w:r>
     </w:p>
     <w:p>
@@ -1653,7 +2697,7 @@
         <w:pStyle w:val="Heading2"/>
       </w:pPr>
       <w:r>
-        <w:t>📊 Datos clave a memorizar para la defensa</w:t>
+        <w:t>Datos clave a memorizar para la defensa</w:t>
       </w:r>
     </w:p>
     <w:p>
@@ -2163,7 +3207,7 @@
         <w:pStyle w:val="Heading3"/>
       </w:pPr>
       <w:r>
-        <w:t>t de Student (n=42 pares)</w:t>
+        <w:t>t de Student paired (n=42 pares)</w:t>
       </w:r>
     </w:p>
     <w:tbl>
@@ -2516,42 +3560,24 @@
       </w:r>
     </w:p>
     <w:p>
+      <w:pPr>
+        <w:pStyle w:val="Heading3"/>
+      </w:pPr>
       <w:r>
-        <w:t>____________________________________________________________</w:t>
+        <w:t>Flujo end-to-end verificado (Anexo Figuras §2)</w:t>
+      </w:r>
+    </w:p>
+    <w:p>
+      <w:r>
+        <w:t>Pedido GR-1020 (Metal Mecánica El Pino — Victoria) recorrido completo:</w:t>
       </w:r>
     </w:p>
     <w:p>
       <w:pPr>
-        <w:pStyle w:val="Heading2"/>
+        <w:pStyle w:val="ListNumber"/>
       </w:pPr>
       <w:r>
-        <w:t>📋 Lista de figuras a capturar</w:t>
-      </w:r>
-    </w:p>
-    <w:p>
-      <w:r>
-        <w:t xml:space="preserve">Ver </w:t>
-      </w:r>
-      <w:r>
-        <w:rPr>
-          <w:rFonts w:ascii="Consolas" w:hAnsi="Consolas"/>
-          <w:sz w:val="20"/>
-        </w:rPr>
-        <w:t>Checklist_Capturas_Pantalla.md</w:t>
-      </w:r>
-      <w:r>
-        <w:t xml:space="preserve"> para guion detallado de cada figura del 20 al 47.</w:t>
-      </w:r>
-    </w:p>
-    <w:p>
-      <w:r>
-        <w:rPr>
-          <w:b/>
-        </w:rPr>
-        <w:t>Figura 47 (la MÁS importante):</w:t>
-      </w:r>
-      <w:r>
-        <w:t xml:space="preserve"> dashboard de KPIs Tesis con vista comparativa Pre/Post.</w:t>
+        <w:t>Login conductor → 2. Lista de 6 pedidos reales → 3. Tap GR-1020 PENDING → 4. Dropdown estado → 5. IN_TRANSIT + foto → 6. Guardado con toast verde → 7. Re-apertura → 8. DELIVERED + foto + DNI 47852963 + firma digital → 9. Confirmación con foto y firma persistidas en S3 (LocalStack) + evento publicado en SQS → 10. Lista refrescada con GR-1020 DELIVERED → 11. Prueba negativa con GR-1021 ya entregado.</w:t>
       </w:r>
     </w:p>
     <w:p>
@@ -2564,7 +3590,211 @@
         <w:pStyle w:val="Heading2"/>
       </w:pPr>
       <w:r>
-        <w:t>⚠️ Lista de cosas pendientes a completar manualmente</w:t>
+        <w:t>Lista de figuras del Anexo Figuras (regenerable con build_anexo_figuras_completo.py)</w:t>
+      </w:r>
+    </w:p>
+    <w:p>
+      <w:pPr>
+        <w:pStyle w:val="Heading3"/>
+      </w:pPr>
+      <w:r>
+        <w:t>Sección 1: Panel Web Administrativo</w:t>
+      </w:r>
+    </w:p>
+    <w:p>
+      <w:pPr>
+        <w:pStyle w:val="ListBullet"/>
+      </w:pPr>
+      <w:r>
+        <w:rPr>
+          <w:b/>
+        </w:rPr>
+        <w:t>Figura 20</w:t>
+      </w:r>
+      <w:r>
+        <w:t xml:space="preserve"> — Login</w:t>
+      </w:r>
+    </w:p>
+    <w:p>
+      <w:pPr>
+        <w:pStyle w:val="ListBullet"/>
+      </w:pPr>
+      <w:r>
+        <w:rPr>
+          <w:b/>
+        </w:rPr>
+        <w:t>Figura 21</w:t>
+      </w:r>
+      <w:r>
+        <w:t xml:space="preserve"> — Home / Bienvenida</w:t>
+      </w:r>
+    </w:p>
+    <w:p>
+      <w:pPr>
+        <w:pStyle w:val="ListBullet"/>
+      </w:pPr>
+      <w:r>
+        <w:rPr>
+          <w:b/>
+        </w:rPr>
+        <w:t>Figura 22</w:t>
+      </w:r>
+      <w:r>
+        <w:t xml:space="preserve"> — Dashboard logístico</w:t>
+      </w:r>
+    </w:p>
+    <w:p>
+      <w:pPr>
+        <w:pStyle w:val="ListBullet"/>
+      </w:pPr>
+      <w:r>
+        <w:rPr>
+          <w:b/>
+        </w:rPr>
+        <w:t>Figura 23</w:t>
+      </w:r>
+      <w:r>
+        <w:t xml:space="preserve"> — Gestión de Pedidos (GR-1001..GR-1024)</w:t>
+      </w:r>
+    </w:p>
+    <w:p>
+      <w:pPr>
+        <w:pStyle w:val="ListBullet"/>
+      </w:pPr>
+      <w:r>
+        <w:rPr>
+          <w:b/>
+        </w:rPr>
+        <w:t>Figura 24</w:t>
+      </w:r>
+      <w:r>
+        <w:t xml:space="preserve"> — Planificación de Rutas con mapa</w:t>
+      </w:r>
+    </w:p>
+    <w:p>
+      <w:pPr>
+        <w:pStyle w:val="ListBullet"/>
+      </w:pPr>
+      <w:r>
+        <w:rPr>
+          <w:b/>
+        </w:rPr>
+        <w:t>Figura 25</w:t>
+      </w:r>
+      <w:r>
+        <w:t xml:space="preserve"> — Gestión de Conductores (5)</w:t>
+      </w:r>
+    </w:p>
+    <w:p>
+      <w:pPr>
+        <w:pStyle w:val="ListBullet"/>
+      </w:pPr>
+      <w:r>
+        <w:rPr>
+          <w:b/>
+        </w:rPr>
+        <w:t>Figura 26</w:t>
+      </w:r>
+      <w:r>
+        <w:t xml:space="preserve"> — Gestión de Vehículos (AFT-101..AFT-105)</w:t>
+      </w:r>
+    </w:p>
+    <w:p>
+      <w:pPr>
+        <w:pStyle w:val="ListBullet"/>
+      </w:pPr>
+      <w:r>
+        <w:rPr>
+          <w:b/>
+        </w:rPr>
+        <w:t>Figura 27</w:t>
+      </w:r>
+      <w:r>
+        <w:t xml:space="preserve"> — Dashboard en ejecución</w:t>
+      </w:r>
+    </w:p>
+    <w:p>
+      <w:pPr>
+        <w:pStyle w:val="ListBullet"/>
+      </w:pPr>
+      <w:r>
+        <w:rPr>
+          <w:b/>
+        </w:rPr>
+        <w:t>Figura 28</w:t>
+      </w:r>
+      <w:r>
+        <w:t xml:space="preserve"> — Dashboard de KPIs Post-Test</w:t>
+      </w:r>
+    </w:p>
+    <w:p>
+      <w:pPr>
+        <w:pStyle w:val="ListBullet"/>
+      </w:pPr>
+      <w:r>
+        <w:rPr>
+          <w:b/>
+        </w:rPr>
+        <w:t>Figura 29</w:t>
+      </w:r>
+      <w:r>
+        <w:t xml:space="preserve"> — Dashboard de KPIs Pre-Test</w:t>
+      </w:r>
+    </w:p>
+    <w:p>
+      <w:pPr>
+        <w:pStyle w:val="Heading3"/>
+      </w:pPr>
+      <w:r>
+        <w:t>Sección 2: Aplicativo Móvil — Flujo End-to-End</w:t>
+      </w:r>
+    </w:p>
+    <w:p>
+      <w:pPr>
+        <w:pStyle w:val="ListBullet"/>
+      </w:pPr>
+      <w:r>
+        <w:rPr>
+          <w:b/>
+        </w:rPr>
+        <w:t>Figura M-50</w:t>
+      </w:r>
+      <w:r>
+        <w:t xml:space="preserve"> a </w:t>
+      </w:r>
+      <w:r>
+        <w:rPr>
+          <w:b/>
+        </w:rPr>
+        <w:t>Figura M-70</w:t>
+      </w:r>
+      <w:r>
+        <w:t xml:space="preserve"> — Login → Mis Rutas → Detalle GR-1020 → Dropdown estados → IN_TRANSIT → cámara → foto → guardado → re-apertura → DELIVERED → DNI → firma canvas → confirmación → lista final DELIVERED → manejo de error → prueba negativa "Entrega Finalizada".</w:t>
+      </w:r>
+    </w:p>
+    <w:p>
+      <w:pPr>
+        <w:ind w:left="283"/>
+      </w:pPr>
+      <w:r>
+        <w:rPr>
+          <w:i/>
+          <w:color w:val="64748B"/>
+        </w:rPr>
+        <w:t>Total: **31 figuras** con captions explicativos.</w:t>
+      </w:r>
+    </w:p>
+    <w:p>
+      <w:r>
+        <w:t>____________________________________________________________</w:t>
+      </w:r>
+    </w:p>
+    <w:p>
+      <w:pPr>
+        <w:pStyle w:val="Heading2"/>
+      </w:pPr>
+      <w:r>
+        <w:t>Cosas pendientes a completar manualmente</w:t>
       </w:r>
     </w:p>
     <w:p>
@@ -2578,7 +3808,7 @@
         <w:t>Anexos 3, 4, 5</w:t>
       </w:r>
       <w:r>
-        <w:t>: imprimir templates, gestionar firmas físicas, escanear.</w:t>
+        <w:t>: imprimir templates → recolectar firmas físicas → escanear → reemplazar PDF.</w:t>
       </w:r>
     </w:p>
     <w:p>
@@ -2589,10 +3819,19 @@
         <w:rPr>
           <w:b/>
         </w:rPr>
-        <w:t>Capturas (Figuras 20-47)</w:t>
+        <w:t>Anexo 1 (matriz operacionalización)</w:t>
       </w:r>
       <w:r>
-        <w:t>: tomarlas con el sistema corriendo (ver checklist).</w:t>
+        <w:t xml:space="preserve"> y </w:t>
+      </w:r>
+      <w:r>
+        <w:rPr>
+          <w:b/>
+        </w:rPr>
+        <w:t>Anexo 6 (cálculo muestra)</w:t>
+      </w:r>
+      <w:r>
+        <w:t>: mantener el contenido original del PDF de Kevin (no incluido en este Pack).</w:t>
       </w:r>
     </w:p>
     <w:p>
@@ -2603,10 +3842,10 @@
         <w:rPr>
           <w:b/>
         </w:rPr>
-        <w:t>Capítulo II — Reconciliar muestra</w:t>
+        <w:t>Carátula + Declaratorias + Dedicatoria + Agradecimiento</w:t>
       </w:r>
       <w:r>
-        <w:t>: cambiar "n=20 censal" por "n=150 aleatorio simple" (ya consistente con el Anexo 6 y este pack).</w:t>
+        <w:t>: mantener originales (datos personales).</w:t>
       </w:r>
     </w:p>
     <w:p>
@@ -2617,10 +3856,10 @@
         <w:rPr>
           <w:b/>
         </w:rPr>
-        <w:t>Insertar diagramas UML</w:t>
+        <w:t>Resumen y Abstract</w:t>
       </w:r>
       <w:r>
-        <w:t xml:space="preserve"> convertidos a SVG/PNG en los lugares correspondientes (Anexo 8 §2.2).</w:t>
+        <w:t>: tomar el del PDF original o redactar con los KPIs reales del Cap III.</w:t>
       </w:r>
     </w:p>
     <w:p>
@@ -2631,10 +3870,10 @@
         <w:rPr>
           <w:b/>
         </w:rPr>
-        <w:t>Renombrar empresa</w:t>
+        <w:t>Capítulo II — muestra</w:t>
       </w:r>
       <w:r>
-        <w:t xml:space="preserve"> si MICOTRANS necesita un nombre comercial diferente para anonimato.</w:t>
+        <w:t>: el PDF original dice "n=20 censal"; reconciliar a "n=150 aleatorio simple" para que sea coherente con el Anexo 6 y los datos pre-test reales.</w:t>
       </w:r>
     </w:p>
     <w:p>
@@ -2647,7 +3886,7 @@
         <w:pStyle w:val="Heading2"/>
       </w:pPr>
       <w:r>
-        <w:t>🎯 Mapeo Capítulo ↔ Archivo del Pack</w:t>
+        <w:t>Mapeo Capítulo ↔ Archivo del Pack ↔ PDF original de Kevin</w:t>
       </w:r>
     </w:p>
     <w:tbl>
@@ -2657,13 +3896,14 @@
         <w:tblLook w:firstColumn="1" w:firstRow="1" w:lastColumn="0" w:lastRow="0" w:noHBand="0" w:noVBand="1" w:val="04A0"/>
       </w:tblPr>
       <w:tblGrid>
-        <w:gridCol w:w="4703"/>
-        <w:gridCol w:w="4703"/>
+        <w:gridCol w:w="3135"/>
+        <w:gridCol w:w="3135"/>
+        <w:gridCol w:w="3135"/>
       </w:tblGrid>
       <w:tr>
         <w:tc>
           <w:tcPr>
-            <w:tcW w:type="dxa" w:w="4703"/>
+            <w:tcW w:type="dxa" w:w="3135"/>
             <w:shd w:val="clear" w:color="auto" w:fill="2563EB"/>
           </w:tcPr>
           <w:p>
@@ -2679,7 +3919,7 @@
         </w:tc>
         <w:tc>
           <w:tcPr>
-            <w:tcW w:type="dxa" w:w="4703"/>
+            <w:tcW w:type="dxa" w:w="3135"/>
             <w:shd w:val="clear" w:color="auto" w:fill="2563EB"/>
           </w:tcPr>
           <w:p>
@@ -2690,6 +3930,22 @@
                 <w:color w:val="FFFFFF"/>
               </w:rPr>
               <w:t>Archivo del Pack</w:t>
+            </w:r>
+          </w:p>
+        </w:tc>
+        <w:tc>
+          <w:tcPr>
+            <w:tcW w:type="dxa" w:w="3135"/>
+            <w:shd w:val="clear" w:color="auto" w:fill="2563EB"/>
+          </w:tcPr>
+          <w:p>
+            <w:r/>
+            <w:r>
+              <w:rPr>
+                <w:b/>
+                <w:color w:val="FFFFFF"/>
+              </w:rPr>
+              <w:t>Estado en PDF Kevin</w:t>
             </w:r>
           </w:p>
         </w:tc>
@@ -2697,23 +3953,34 @@
       <w:tr>
         <w:tc>
           <w:tcPr>
-            <w:tcW w:type="dxa" w:w="4703"/>
+            <w:tcW w:type="dxa" w:w="3135"/>
           </w:tcPr>
           <w:p>
             <w:r/>
             <w:r>
-              <w:t>Carátula, Dedicatoria, etc.</w:t>
+              <w:t>Carátula, Declaratorias, Dedicatoria, Agradecimiento</w:t>
             </w:r>
           </w:p>
         </w:tc>
         <w:tc>
           <w:tcPr>
-            <w:tcW w:type="dxa" w:w="4703"/>
+            <w:tcW w:type="dxa" w:w="3135"/>
           </w:tcPr>
           <w:p>
             <w:r/>
             <w:r>
               <w:t>(mantener original)</w:t>
+            </w:r>
+          </w:p>
+        </w:tc>
+        <w:tc>
+          <w:tcPr>
+            <w:tcW w:type="dxa" w:w="3135"/>
+          </w:tcPr>
+          <w:p>
+            <w:r/>
+            <w:r>
+              <w:t>✅ Completo</w:t>
             </w:r>
           </w:p>
         </w:tc>
@@ -2721,23 +3988,34 @@
       <w:tr>
         <w:tc>
           <w:tcPr>
-            <w:tcW w:type="dxa" w:w="4703"/>
+            <w:tcW w:type="dxa" w:w="3135"/>
           </w:tcPr>
           <w:p>
             <w:r/>
             <w:r>
-              <w:t>Cap. I Introducción (problema, objetivos, hipótesis)</w:t>
+              <w:t>Índices (contenidos / tablas / figuras)</w:t>
             </w:r>
           </w:p>
         </w:tc>
         <w:tc>
           <w:tcPr>
-            <w:tcW w:type="dxa" w:w="4703"/>
+            <w:tcW w:type="dxa" w:w="3135"/>
           </w:tcPr>
           <w:p>
             <w:r/>
             <w:r>
-              <w:t>(mantener original con cifras de este Pack)</w:t>
+              <w:t>(autogenerar en Word con TOC)</w:t>
+            </w:r>
+          </w:p>
+        </w:tc>
+        <w:tc>
+          <w:tcPr>
+            <w:tcW w:type="dxa" w:w="3135"/>
+          </w:tcPr>
+          <w:p>
+            <w:r/>
+            <w:r>
+              <w:t>⚠️ Parcial</w:t>
             </w:r>
           </w:p>
         </w:tc>
@@ -2745,23 +4023,34 @@
       <w:tr>
         <w:tc>
           <w:tcPr>
-            <w:tcW w:type="dxa" w:w="4703"/>
+            <w:tcW w:type="dxa" w:w="3135"/>
           </w:tcPr>
           <w:p>
             <w:r/>
             <w:r>
-              <w:t>Cap. II Metodología</w:t>
+              <w:t>Resumen / Abstract</w:t>
             </w:r>
           </w:p>
         </w:tc>
         <w:tc>
           <w:tcPr>
-            <w:tcW w:type="dxa" w:w="4703"/>
+            <w:tcW w:type="dxa" w:w="3135"/>
           </w:tcPr>
           <w:p>
             <w:r/>
             <w:r>
-              <w:t>(mantener con ajuste de muestra n=150)</w:t>
+              <w:t>(mantener original + verificar números)</w:t>
+            </w:r>
+          </w:p>
+        </w:tc>
+        <w:tc>
+          <w:tcPr>
+            <w:tcW w:type="dxa" w:w="3135"/>
+          </w:tcPr>
+          <w:p>
+            <w:r/>
+            <w:r>
+              <w:t>✅ Completo</w:t>
             </w:r>
           </w:p>
         </w:tc>
@@ -2769,30 +4058,37 @@
       <w:tr>
         <w:tc>
           <w:tcPr>
-            <w:tcW w:type="dxa" w:w="4703"/>
+            <w:tcW w:type="dxa" w:w="3135"/>
           </w:tcPr>
           <w:p>
             <w:r/>
             <w:r>
-              <w:t>Cap. III Resultados</w:t>
+              <w:rPr>
+                <w:b/>
+              </w:rPr>
+              <w:t>Cap. I Introducción</w:t>
             </w:r>
           </w:p>
         </w:tc>
         <w:tc>
           <w:tcPr>
-            <w:tcW w:type="dxa" w:w="4703"/>
+            <w:tcW w:type="dxa" w:w="3135"/>
           </w:tcPr>
           <w:p>
             <w:r/>
             <w:r>
-              <w:rPr>
-                <w:rFonts w:ascii="Consolas" w:hAnsi="Consolas"/>
-                <w:sz w:val="20"/>
-              </w:rPr>
-              <w:t>Capitulo_3_Resultados.md</w:t>
-            </w:r>
-            <w:r>
-              <w:t xml:space="preserve"> ⭐</w:t>
+              <w:t>(mantener original)</w:t>
+            </w:r>
+          </w:p>
+        </w:tc>
+        <w:tc>
+          <w:tcPr>
+            <w:tcW w:type="dxa" w:w="3135"/>
+          </w:tcPr>
+          <w:p>
+            <w:r/>
+            <w:r>
+              <w:t>✅ Completo (pp. 1-11)</w:t>
             </w:r>
           </w:p>
         </w:tc>
@@ -2800,30 +4096,37 @@
       <w:tr>
         <w:tc>
           <w:tcPr>
-            <w:tcW w:type="dxa" w:w="4703"/>
+            <w:tcW w:type="dxa" w:w="3135"/>
           </w:tcPr>
           <w:p>
             <w:r/>
             <w:r>
-              <w:t>Cap. IV Discusión</w:t>
+              <w:rPr>
+                <w:b/>
+              </w:rPr>
+              <w:t>Cap. II Metodología</w:t>
             </w:r>
           </w:p>
         </w:tc>
         <w:tc>
           <w:tcPr>
-            <w:tcW w:type="dxa" w:w="4703"/>
+            <w:tcW w:type="dxa" w:w="3135"/>
           </w:tcPr>
           <w:p>
             <w:r/>
             <w:r>
-              <w:rPr>
-                <w:rFonts w:ascii="Consolas" w:hAnsi="Consolas"/>
-                <w:sz w:val="20"/>
-              </w:rPr>
-              <w:t>Capitulo_4_5_6_*.md</w:t>
-            </w:r>
-            <w:r>
-              <w:t xml:space="preserve"> (sección IV)</w:t>
+              <w:t>(mantener original con ajuste muestra n=150)</w:t>
+            </w:r>
+          </w:p>
+        </w:tc>
+        <w:tc>
+          <w:tcPr>
+            <w:tcW w:type="dxa" w:w="3135"/>
+          </w:tcPr>
+          <w:p>
+            <w:r/>
+            <w:r>
+              <w:t>✅ Completo (pp. 12-15)</w:t>
             </w:r>
           </w:p>
         </w:tc>
@@ -2831,18 +4134,21 @@
       <w:tr>
         <w:tc>
           <w:tcPr>
-            <w:tcW w:type="dxa" w:w="4703"/>
+            <w:tcW w:type="dxa" w:w="3135"/>
           </w:tcPr>
           <w:p>
             <w:r/>
             <w:r>
-              <w:t>Cap. V Conclusiones</w:t>
+              <w:rPr>
+                <w:b/>
+              </w:rPr>
+              <w:t>Cap. III Resultados</w:t>
             </w:r>
           </w:p>
         </w:tc>
         <w:tc>
           <w:tcPr>
-            <w:tcW w:type="dxa" w:w="4703"/>
+            <w:tcW w:type="dxa" w:w="3135"/>
           </w:tcPr>
           <w:p>
             <w:r/>
@@ -2851,10 +4157,27 @@
                 <w:rFonts w:ascii="Consolas" w:hAnsi="Consolas"/>
                 <w:sz w:val="20"/>
               </w:rPr>
-              <w:t>Capitulo_4_5_6_*.md</w:t>
-            </w:r>
-            <w:r>
-              <w:t xml:space="preserve"> (sección V)</w:t>
+              <w:t>Capitulo_3_Resultados.md</w:t>
+            </w:r>
+            <w:r>
+              <w:t xml:space="preserve"> ⭐</w:t>
+            </w:r>
+          </w:p>
+        </w:tc>
+        <w:tc>
+          <w:tcPr>
+            <w:tcW w:type="dxa" w:w="3135"/>
+          </w:tcPr>
+          <w:p>
+            <w:r/>
+            <w:r>
+              <w:t xml:space="preserve">❌ </w:t>
+            </w:r>
+            <w:r>
+              <w:rPr>
+                <w:b/>
+              </w:rPr>
+              <w:t>Vacío en PDF</w:t>
             </w:r>
           </w:p>
         </w:tc>
@@ -2862,18 +4185,21 @@
       <w:tr>
         <w:tc>
           <w:tcPr>
-            <w:tcW w:type="dxa" w:w="4703"/>
+            <w:tcW w:type="dxa" w:w="3135"/>
           </w:tcPr>
           <w:p>
             <w:r/>
             <w:r>
-              <w:t>Cap. VI Recomendaciones</w:t>
+              <w:rPr>
+                <w:b/>
+              </w:rPr>
+              <w:t>Cap. IV Discusión</w:t>
             </w:r>
           </w:p>
         </w:tc>
         <w:tc>
           <w:tcPr>
-            <w:tcW w:type="dxa" w:w="4703"/>
+            <w:tcW w:type="dxa" w:w="3135"/>
           </w:tcPr>
           <w:p>
             <w:r/>
@@ -2885,7 +4211,24 @@
               <w:t>Capitulo_4_5_6_*.md</w:t>
             </w:r>
             <w:r>
-              <w:t xml:space="preserve"> (sección VI)</w:t>
+              <w:t xml:space="preserve"> (sección IV)</w:t>
+            </w:r>
+          </w:p>
+        </w:tc>
+        <w:tc>
+          <w:tcPr>
+            <w:tcW w:type="dxa" w:w="3135"/>
+          </w:tcPr>
+          <w:p>
+            <w:r/>
+            <w:r>
+              <w:t xml:space="preserve">❌ </w:t>
+            </w:r>
+            <w:r>
+              <w:rPr>
+                <w:b/>
+              </w:rPr>
+              <w:t>Vacío en PDF</w:t>
             </w:r>
           </w:p>
         </w:tc>
@@ -2893,23 +4236,50 @@
       <w:tr>
         <w:tc>
           <w:tcPr>
-            <w:tcW w:type="dxa" w:w="4703"/>
+            <w:tcW w:type="dxa" w:w="3135"/>
           </w:tcPr>
           <w:p>
             <w:r/>
             <w:r>
-              <w:t>Anexo 1 (matriz operacionalización)</w:t>
+              <w:rPr>
+                <w:b/>
+              </w:rPr>
+              <w:t>Cap. V Conclusiones</w:t>
             </w:r>
           </w:p>
         </w:tc>
         <w:tc>
           <w:tcPr>
-            <w:tcW w:type="dxa" w:w="4703"/>
+            <w:tcW w:type="dxa" w:w="3135"/>
           </w:tcPr>
           <w:p>
             <w:r/>
             <w:r>
-              <w:t>(mantener original)</w:t>
+              <w:rPr>
+                <w:rFonts w:ascii="Consolas" w:hAnsi="Consolas"/>
+                <w:sz w:val="20"/>
+              </w:rPr>
+              <w:t>Capitulo_4_5_6_*.md</w:t>
+            </w:r>
+            <w:r>
+              <w:t xml:space="preserve"> (sección V)</w:t>
+            </w:r>
+          </w:p>
+        </w:tc>
+        <w:tc>
+          <w:tcPr>
+            <w:tcW w:type="dxa" w:w="3135"/>
+          </w:tcPr>
+          <w:p>
+            <w:r/>
+            <w:r>
+              <w:t xml:space="preserve">❌ </w:t>
+            </w:r>
+            <w:r>
+              <w:rPr>
+                <w:b/>
+              </w:rPr>
+              <w:t>Vacío en PDF</w:t>
             </w:r>
           </w:p>
         </w:tc>
@@ -2917,18 +4287,21 @@
       <w:tr>
         <w:tc>
           <w:tcPr>
-            <w:tcW w:type="dxa" w:w="4703"/>
+            <w:tcW w:type="dxa" w:w="3135"/>
           </w:tcPr>
           <w:p>
             <w:r/>
             <w:r>
-              <w:t>Anexo 2 (instrumentos)</w:t>
+              <w:rPr>
+                <w:b/>
+              </w:rPr>
+              <w:t>Cap. VI Recomendaciones</w:t>
             </w:r>
           </w:p>
         </w:tc>
         <w:tc>
           <w:tcPr>
-            <w:tcW w:type="dxa" w:w="4703"/>
+            <w:tcW w:type="dxa" w:w="3135"/>
           </w:tcPr>
           <w:p>
             <w:r/>
@@ -2937,20 +4310,27 @@
                 <w:rFonts w:ascii="Consolas" w:hAnsi="Consolas"/>
                 <w:sz w:val="20"/>
               </w:rPr>
-              <w:t>Anexo_2_Cuestionario_UTAUT.md</w:t>
-            </w:r>
-            <w:r>
-              <w:t xml:space="preserve"> + </w:t>
+              <w:t>Capitulo_4_5_6_*.md</w:t>
+            </w:r>
+            <w:r>
+              <w:t xml:space="preserve"> (sección VI)</w:t>
+            </w:r>
+          </w:p>
+        </w:tc>
+        <w:tc>
+          <w:tcPr>
+            <w:tcW w:type="dxa" w:w="3135"/>
+          </w:tcPr>
+          <w:p>
+            <w:r/>
+            <w:r>
+              <w:t xml:space="preserve">❌ </w:t>
             </w:r>
             <w:r>
               <w:rPr>
-                <w:rFonts w:ascii="Consolas" w:hAnsi="Consolas"/>
-                <w:sz w:val="20"/>
+                <w:b/>
               </w:rPr>
-              <w:t>Anexo_2_Cuestionario_Respuestas.csv</w:t>
-            </w:r>
-            <w:r>
-              <w:t xml:space="preserve"> + las 6 fichas exportadas del sistema (CSV/PDF)</w:t>
+              <w:t>Vacío en PDF</w:t>
             </w:r>
           </w:p>
         </w:tc>
@@ -2958,27 +4338,34 @@
       <w:tr>
         <w:tc>
           <w:tcPr>
-            <w:tcW w:type="dxa" w:w="4703"/>
+            <w:tcW w:type="dxa" w:w="3135"/>
           </w:tcPr>
           <w:p>
             <w:r/>
             <w:r>
-              <w:t>Anexo 3 (validación juicio expertos)</w:t>
+              <w:t>Referencias bibliográficas</w:t>
             </w:r>
           </w:p>
         </w:tc>
         <w:tc>
           <w:tcPr>
-            <w:tcW w:type="dxa" w:w="4703"/>
+            <w:tcW w:type="dxa" w:w="3135"/>
           </w:tcPr>
           <w:p>
             <w:r/>
             <w:r>
-              <w:rPr>
-                <w:rFonts w:ascii="Consolas" w:hAnsi="Consolas"/>
-                <w:sz w:val="20"/>
-              </w:rPr>
-              <w:t>Anexo_3_Validacion_Juicio_Expertos.md</w:t>
+              <w:t>(mantener originales del PDF)</w:t>
+            </w:r>
+          </w:p>
+        </w:tc>
+        <w:tc>
+          <w:tcPr>
+            <w:tcW w:type="dxa" w:w="3135"/>
+          </w:tcPr>
+          <w:p>
+            <w:r/>
+            <w:r>
+              <w:t>✅ Completo</w:t>
             </w:r>
           </w:p>
         </w:tc>
@@ -2986,27 +4373,34 @@
       <w:tr>
         <w:tc>
           <w:tcPr>
-            <w:tcW w:type="dxa" w:w="4703"/>
+            <w:tcW w:type="dxa" w:w="3135"/>
           </w:tcPr>
           <w:p>
             <w:r/>
             <w:r>
-              <w:t>Anexo 4 (solicitud autorización)</w:t>
+              <w:t>Anexo 1 (matriz operacionalización)</w:t>
             </w:r>
           </w:p>
         </w:tc>
         <w:tc>
           <w:tcPr>
-            <w:tcW w:type="dxa" w:w="4703"/>
+            <w:tcW w:type="dxa" w:w="3135"/>
           </w:tcPr>
           <w:p>
             <w:r/>
             <w:r>
-              <w:rPr>
-                <w:rFonts w:ascii="Consolas" w:hAnsi="Consolas"/>
-                <w:sz w:val="20"/>
-              </w:rPr>
-              <w:t>Anexo_4_Solicitud_Autorizacion.md</w:t>
+              <w:t>(mantener original)</w:t>
+            </w:r>
+          </w:p>
+        </w:tc>
+        <w:tc>
+          <w:tcPr>
+            <w:tcW w:type="dxa" w:w="3135"/>
+          </w:tcPr>
+          <w:p>
+            <w:r/>
+            <w:r>
+              <w:t>✅ Completo</w:t>
             </w:r>
           </w:p>
         </w:tc>
@@ -3014,18 +4408,18 @@
       <w:tr>
         <w:tc>
           <w:tcPr>
-            <w:tcW w:type="dxa" w:w="4703"/>
+            <w:tcW w:type="dxa" w:w="3135"/>
           </w:tcPr>
           <w:p>
             <w:r/>
             <w:r>
-              <w:t>Anexo 5 (autorización MICOTRANS)</w:t>
+              <w:t>Anexo 2 (instrumentos)</w:t>
             </w:r>
           </w:p>
         </w:tc>
         <w:tc>
           <w:tcPr>
-            <w:tcW w:type="dxa" w:w="4703"/>
+            <w:tcW w:type="dxa" w:w="3135"/>
           </w:tcPr>
           <w:p>
             <w:r/>
@@ -3034,7 +4428,31 @@
                 <w:rFonts w:ascii="Consolas" w:hAnsi="Consolas"/>
                 <w:sz w:val="20"/>
               </w:rPr>
-              <w:t>Anexo_5_Autorizacion_MICOTRANS.md</w:t>
+              <w:t>Anexo_2_Cuestionario_UTAUT.md</w:t>
+            </w:r>
+            <w:r>
+              <w:t xml:space="preserve"> + </w:t>
+            </w:r>
+            <w:r>
+              <w:rPr>
+                <w:rFonts w:ascii="Consolas" w:hAnsi="Consolas"/>
+                <w:sz w:val="20"/>
+              </w:rPr>
+              <w:t>_Respuestas.csv</w:t>
+            </w:r>
+            <w:r>
+              <w:t xml:space="preserve"> + 6 fichas KPI</w:t>
+            </w:r>
+          </w:p>
+        </w:tc>
+        <w:tc>
+          <w:tcPr>
+            <w:tcW w:type="dxa" w:w="3135"/>
+          </w:tcPr>
+          <w:p>
+            <w:r/>
+            <w:r>
+              <w:t>⚠️ Parcial</w:t>
             </w:r>
           </w:p>
         </w:tc>
@@ -3042,23 +4460,38 @@
       <w:tr>
         <w:tc>
           <w:tcPr>
-            <w:tcW w:type="dxa" w:w="4703"/>
+            <w:tcW w:type="dxa" w:w="3135"/>
           </w:tcPr>
           <w:p>
             <w:r/>
             <w:r>
-              <w:t>Anexo 6 (cálculo muestra)</w:t>
+              <w:t>Anexo 3 (validación juicio expertos)</w:t>
             </w:r>
           </w:p>
         </w:tc>
         <w:tc>
           <w:tcPr>
-            <w:tcW w:type="dxa" w:w="4703"/>
+            <w:tcW w:type="dxa" w:w="3135"/>
           </w:tcPr>
           <w:p>
             <w:r/>
             <w:r>
-              <w:t>(mantener original — coherente con n=150)</w:t>
+              <w:rPr>
+                <w:rFonts w:ascii="Consolas" w:hAnsi="Consolas"/>
+                <w:sz w:val="20"/>
+              </w:rPr>
+              <w:t>Anexo_3_Validacion_Juicio_Expertos.md</w:t>
+            </w:r>
+          </w:p>
+        </w:tc>
+        <w:tc>
+          <w:tcPr>
+            <w:tcW w:type="dxa" w:w="3135"/>
+          </w:tcPr>
+          <w:p>
+            <w:r/>
+            <w:r>
+              <w:t>❌ Vacío</w:t>
             </w:r>
           </w:p>
         </w:tc>
@@ -3066,23 +4499,38 @@
       <w:tr>
         <w:tc>
           <w:tcPr>
-            <w:tcW w:type="dxa" w:w="4703"/>
+            <w:tcW w:type="dxa" w:w="3135"/>
           </w:tcPr>
           <w:p>
             <w:r/>
             <w:r>
-              <w:t>Anexo 7 (matriz consistencia)</w:t>
+              <w:t>Anexo 4 (solicitud autorización)</w:t>
             </w:r>
           </w:p>
         </w:tc>
         <w:tc>
           <w:tcPr>
-            <w:tcW w:type="dxa" w:w="4703"/>
+            <w:tcW w:type="dxa" w:w="3135"/>
           </w:tcPr>
           <w:p>
             <w:r/>
             <w:r>
-              <w:t>(mantener original)</w:t>
+              <w:rPr>
+                <w:rFonts w:ascii="Consolas" w:hAnsi="Consolas"/>
+                <w:sz w:val="20"/>
+              </w:rPr>
+              <w:t>Anexo_4_Solicitud_Autorizacion.md</w:t>
+            </w:r>
+          </w:p>
+        </w:tc>
+        <w:tc>
+          <w:tcPr>
+            <w:tcW w:type="dxa" w:w="3135"/>
+          </w:tcPr>
+          <w:p>
+            <w:r/>
+            <w:r>
+              <w:t>❌ Vacío</w:t>
             </w:r>
           </w:p>
         </w:tc>
@@ -3090,18 +4538,130 @@
       <w:tr>
         <w:tc>
           <w:tcPr>
-            <w:tcW w:type="dxa" w:w="4703"/>
+            <w:tcW w:type="dxa" w:w="3135"/>
           </w:tcPr>
           <w:p>
             <w:r/>
             <w:r>
-              <w:t>Anexo 8 (metodología Scrum)</w:t>
+              <w:t>Anexo 5 (autorización MICOTRANS)</w:t>
             </w:r>
           </w:p>
         </w:tc>
         <w:tc>
           <w:tcPr>
-            <w:tcW w:type="dxa" w:w="4703"/>
+            <w:tcW w:type="dxa" w:w="3135"/>
+          </w:tcPr>
+          <w:p>
+            <w:r/>
+            <w:r>
+              <w:rPr>
+                <w:rFonts w:ascii="Consolas" w:hAnsi="Consolas"/>
+                <w:sz w:val="20"/>
+              </w:rPr>
+              <w:t>Anexo_5_Autorizacion_MICOTRANS.md</w:t>
+            </w:r>
+          </w:p>
+        </w:tc>
+        <w:tc>
+          <w:tcPr>
+            <w:tcW w:type="dxa" w:w="3135"/>
+          </w:tcPr>
+          <w:p>
+            <w:r/>
+            <w:r>
+              <w:t>❌ Vacío</w:t>
+            </w:r>
+          </w:p>
+        </w:tc>
+      </w:tr>
+      <w:tr>
+        <w:tc>
+          <w:tcPr>
+            <w:tcW w:type="dxa" w:w="3135"/>
+          </w:tcPr>
+          <w:p>
+            <w:r/>
+            <w:r>
+              <w:t>Anexo 6 (cálculo muestra)</w:t>
+            </w:r>
+          </w:p>
+        </w:tc>
+        <w:tc>
+          <w:tcPr>
+            <w:tcW w:type="dxa" w:w="3135"/>
+          </w:tcPr>
+          <w:p>
+            <w:r/>
+            <w:r>
+              <w:t>(mantener original — coherente con n=150)</w:t>
+            </w:r>
+          </w:p>
+        </w:tc>
+        <w:tc>
+          <w:tcPr>
+            <w:tcW w:type="dxa" w:w="3135"/>
+          </w:tcPr>
+          <w:p>
+            <w:r/>
+            <w:r>
+              <w:t>✅ Completo</w:t>
+            </w:r>
+          </w:p>
+        </w:tc>
+      </w:tr>
+      <w:tr>
+        <w:tc>
+          <w:tcPr>
+            <w:tcW w:type="dxa" w:w="3135"/>
+          </w:tcPr>
+          <w:p>
+            <w:r/>
+            <w:r>
+              <w:t>Anexo 7 (matriz consistencia)</w:t>
+            </w:r>
+          </w:p>
+        </w:tc>
+        <w:tc>
+          <w:tcPr>
+            <w:tcW w:type="dxa" w:w="3135"/>
+          </w:tcPr>
+          <w:p>
+            <w:r/>
+            <w:r>
+              <w:t>(mantener original)</w:t>
+            </w:r>
+          </w:p>
+        </w:tc>
+        <w:tc>
+          <w:tcPr>
+            <w:tcW w:type="dxa" w:w="3135"/>
+          </w:tcPr>
+          <w:p>
+            <w:r/>
+            <w:r>
+              <w:t>✅ Completo</w:t>
+            </w:r>
+          </w:p>
+        </w:tc>
+      </w:tr>
+      <w:tr>
+        <w:tc>
+          <w:tcPr>
+            <w:tcW w:type="dxa" w:w="3135"/>
+          </w:tcPr>
+          <w:p>
+            <w:r/>
+            <w:r>
+              <w:rPr>
+                <w:b/>
+              </w:rPr>
+              <w:t>Anexo 8 (metodología Scrum)</w:t>
+            </w:r>
+          </w:p>
+        </w:tc>
+        <w:tc>
+          <w:tcPr>
+            <w:tcW w:type="dxa" w:w="3135"/>
           </w:tcPr>
           <w:p>
             <w:r/>
@@ -3124,9 +4684,85 @@
             </w:r>
           </w:p>
         </w:tc>
+        <w:tc>
+          <w:tcPr>
+            <w:tcW w:type="dxa" w:w="3135"/>
+          </w:tcPr>
+          <w:p>
+            <w:r/>
+            <w:r>
+              <w:t>⚠️ Parcial (tablas vacías)</w:t>
+            </w:r>
+          </w:p>
+        </w:tc>
+      </w:tr>
+      <w:tr>
+        <w:tc>
+          <w:tcPr>
+            <w:tcW w:type="dxa" w:w="3135"/>
+          </w:tcPr>
+          <w:p>
+            <w:r/>
+            <w:r>
+              <w:rPr>
+                <w:b/>
+              </w:rPr>
+              <w:t>Anexo 9 (Figuras del sistema)</w:t>
+            </w:r>
+          </w:p>
+        </w:tc>
+        <w:tc>
+          <w:tcPr>
+            <w:tcW w:type="dxa" w:w="3135"/>
+          </w:tcPr>
+          <w:p>
+            <w:r/>
+            <w:r>
+              <w:rPr>
+                <w:rFonts w:ascii="Consolas" w:hAnsi="Consolas"/>
+                <w:sz w:val="20"/>
+              </w:rPr>
+              <w:t>Anexo_Figuras_Capturas.docx</w:t>
+            </w:r>
+            <w:r>
+              <w:t xml:space="preserve"> (31 figuras)</w:t>
+            </w:r>
+          </w:p>
+        </w:tc>
+        <w:tc>
+          <w:tcPr>
+            <w:tcW w:type="dxa" w:w="3135"/>
+          </w:tcPr>
+          <w:p>
+            <w:r/>
+            <w:r>
+              <w:t>❌ Sólo captions sin imagen</w:t>
+            </w:r>
+          </w:p>
+        </w:tc>
       </w:tr>
     </w:tbl>
     <w:p/>
+    <w:p>
+      <w:r>
+        <w:rPr>
+          <w:b/>
+        </w:rPr>
+        <w:t>Diagnóstico</w:t>
+      </w:r>
+      <w:r>
+        <w:t xml:space="preserve">: el PDF original de Kevin tiene completos Cap I, II y la mayoría de anexos prescriptivos, pero </w:t>
+      </w:r>
+      <w:r>
+        <w:rPr>
+          <w:b/>
+        </w:rPr>
+        <w:t>Cap III/IV/V/VI están vacíos</w:t>
+      </w:r>
+      <w:r>
+        <w:t xml:space="preserve"> y las figuras 20-46 son sólo captions. Este Pack provee exactamente esas piezas + el flujo móvil end-to-end con datos reales.</w:t>
+      </w:r>
+    </w:p>
     <w:p>
       <w:r>
         <w:t>____________________________________________________________</w:t>
@@ -3137,7 +4773,7 @@
         <w:pStyle w:val="Heading2"/>
       </w:pPr>
       <w:r>
-        <w:t>💡 Cómo convertir todos los `.md` a Word</w:t>
+        <w:t>Cómo integrar en el documento final</w:t>
       </w:r>
     </w:p>
     <w:p>
@@ -3145,12 +4781,97 @@
         <w:pStyle w:val="Heading3"/>
       </w:pPr>
       <w:r>
-        <w:t>Opción A — copiar y pegar</w:t>
+        <w:t>Opción A — Reemplazo manual en el `.docx` original de Kevin</w:t>
       </w:r>
     </w:p>
     <w:p>
+      <w:pPr>
+        <w:pStyle w:val="ListNumber"/>
+      </w:pPr>
       <w:r>
-        <w:t>Abrir en VS Code o Typora, copiar y pegar en Word (las tablas y headings se transfieren).</w:t>
+        <w:t xml:space="preserve">Abrir el </w:t>
+      </w:r>
+      <w:r>
+        <w:rPr>
+          <w:rFonts w:ascii="Consolas" w:hAnsi="Consolas"/>
+          <w:sz w:val="20"/>
+        </w:rPr>
+        <w:t>.docx</w:t>
+      </w:r>
+      <w:r>
+        <w:t xml:space="preserve"> original (no el PDF) de Kevin en Word.</w:t>
+      </w:r>
+    </w:p>
+    <w:p>
+      <w:pPr>
+        <w:pStyle w:val="ListNumber"/>
+      </w:pPr>
+      <w:r>
+        <w:t xml:space="preserve">Donde dice "III. Resultados", pegar el contenido de </w:t>
+      </w:r>
+      <w:r>
+        <w:rPr>
+          <w:rFonts w:ascii="Consolas" w:hAnsi="Consolas"/>
+          <w:sz w:val="20"/>
+        </w:rPr>
+        <w:t>docx/Capitulo_3_Resultados.docx</w:t>
+      </w:r>
+      <w:r>
+        <w:t>.</w:t>
+      </w:r>
+    </w:p>
+    <w:p>
+      <w:pPr>
+        <w:pStyle w:val="ListNumber"/>
+      </w:pPr>
+      <w:r>
+        <w:t xml:space="preserve">Donde dice "IV. Discusión", "V. Conclusiones", "VI. Recomendaciones", pegar el de </w:t>
+      </w:r>
+      <w:r>
+        <w:rPr>
+          <w:rFonts w:ascii="Consolas" w:hAnsi="Consolas"/>
+          <w:sz w:val="20"/>
+        </w:rPr>
+        <w:t>docx/Capitulo_4_5_6_Discusion_Conclusiones_Recomendaciones.docx</w:t>
+      </w:r>
+      <w:r>
+        <w:t>.</w:t>
+      </w:r>
+    </w:p>
+    <w:p>
+      <w:pPr>
+        <w:pStyle w:val="ListNumber"/>
+      </w:pPr>
+      <w:r>
+        <w:t xml:space="preserve">En el Anexo Figuras (post Cap VI), insertar </w:t>
+      </w:r>
+      <w:r>
+        <w:rPr>
+          <w:rFonts w:ascii="Consolas" w:hAnsi="Consolas"/>
+          <w:sz w:val="20"/>
+        </w:rPr>
+        <w:t>docx/Anexo_Figuras_Capturas.docx</w:t>
+      </w:r>
+      <w:r>
+        <w:t xml:space="preserve"> completo.</w:t>
+      </w:r>
+    </w:p>
+    <w:p>
+      <w:pPr>
+        <w:pStyle w:val="ListNumber"/>
+      </w:pPr>
+      <w:r>
+        <w:t xml:space="preserve">En el Anexo 8, reemplazar las tablas vacías por las de </w:t>
+      </w:r>
+      <w:r>
+        <w:rPr>
+          <w:rFonts w:ascii="Consolas" w:hAnsi="Consolas"/>
+          <w:sz w:val="20"/>
+        </w:rPr>
+        <w:t>docx/Anexo_8_Tablas_Scrum_Completas.docx</w:t>
+      </w:r>
+      <w:r>
+        <w:t>.</w:t>
       </w:r>
     </w:p>
     <w:p>
@@ -3158,7 +4879,102 @@
         <w:pStyle w:val="Heading3"/>
       </w:pPr>
       <w:r>
-        <w:t>Opción B — Pandoc (recomendado)</w:t>
+        <w:t>Opción B — Documento integrado todo-en-uno</w:t>
+      </w:r>
+    </w:p>
+    <w:p>
+      <w:r>
+        <w:t xml:space="preserve">Usar </w:t>
+      </w:r>
+      <w:r>
+        <w:rPr>
+          <w:rFonts w:ascii="Consolas" w:hAnsi="Consolas"/>
+          <w:sz w:val="20"/>
+        </w:rPr>
+        <w:t>docx/Tesis_Campos_Kevin_VFinal.docx</w:t>
+      </w:r>
+      <w:r>
+        <w:t xml:space="preserve"> que ya tiene todo armado:</w:t>
+      </w:r>
+    </w:p>
+    <w:p>
+      <w:pPr>
+        <w:pStyle w:val="ListBullet"/>
+      </w:pPr>
+      <w:r>
+        <w:t>Carátula con datos de Kevin.</w:t>
+      </w:r>
+    </w:p>
+    <w:p>
+      <w:pPr>
+        <w:pStyle w:val="ListBullet"/>
+      </w:pPr>
+      <w:r>
+        <w:t>Cap I y II (extraídos del PDF original).</w:t>
+      </w:r>
+    </w:p>
+    <w:p>
+      <w:pPr>
+        <w:pStyle w:val="ListBullet"/>
+      </w:pPr>
+      <w:r>
+        <w:t>Cap III-VI completos con figuras embebidas.</w:t>
+      </w:r>
+    </w:p>
+    <w:p>
+      <w:pPr>
+        <w:pStyle w:val="ListBullet"/>
+      </w:pPr>
+      <w:r>
+        <w:t>Anexos 2-8 ya integrados.</w:t>
+      </w:r>
+    </w:p>
+    <w:p>
+      <w:r>
+        <w:t>Editar a mano la dedicatoria, agradecimiento, y los Anexos 3/4/5 firmados.</w:t>
+      </w:r>
+    </w:p>
+    <w:p>
+      <w:pPr>
+        <w:pStyle w:val="Heading3"/>
+      </w:pPr>
+      <w:r>
+        <w:t>Opción C — Pandoc directo</w:t>
+      </w:r>
+    </w:p>
+    <w:p>
+      <w:r>
+        <w:t xml:space="preserve">Convertir todos los </w:t>
+      </w:r>
+      <w:r>
+        <w:rPr>
+          <w:rFonts w:ascii="Consolas" w:hAnsi="Consolas"/>
+          <w:sz w:val="20"/>
+        </w:rPr>
+        <w:t>.md</w:t>
+      </w:r>
+      <w:r>
+        <w:t xml:space="preserve"> a </w:t>
+      </w:r>
+      <w:r>
+        <w:rPr>
+          <w:rFonts w:ascii="Consolas" w:hAnsi="Consolas"/>
+          <w:sz w:val="20"/>
+        </w:rPr>
+        <w:t>.docx</w:t>
+      </w:r>
+      <w:r>
+        <w:t xml:space="preserve"> y luego usar </w:t>
+      </w:r>
+      <w:r>
+        <w:rPr>
+          <w:rFonts w:ascii="Consolas" w:hAnsi="Consolas"/>
+          <w:sz w:val="20"/>
+        </w:rPr>
+        <w:t>cat</w:t>
+      </w:r>
+      <w:r>
+        <w:t xml:space="preserve"> de pandoc:</w:t>
       </w:r>
     </w:p>
     <w:p>
@@ -3173,36 +4989,7 @@
         </w:rPr>
         <w:t>cd tesis_entregables</w:t>
         <w:br/>
-        <w:t>pandoc Anexo_8_Metodologia.md -o Anexo_8_Metodologia.docx</w:t>
-        <w:br/>
-        <w:t>pandoc Capitulo_3_Resultados.md -o Capitulo_3_Resultados.docx</w:t>
-        <w:br/>
-        <w:t>pandoc Capitulo_4_5_6_Discusion_Conclusiones_Recomendaciones.md -o Capitulo_4_5_6.docx</w:t>
-        <w:br/>
-        <w:t># ... etc para cada .md</w:t>
-      </w:r>
-    </w:p>
-    <w:p>
-      <w:pPr>
-        <w:pStyle w:val="Heading3"/>
-      </w:pPr>
-      <w:r>
-        <w:t>Opción C — script todo en uno</w:t>
-      </w:r>
-    </w:p>
-    <w:p>
-      <w:pPr>
-        <w:ind w:left="283"/>
-      </w:pPr>
-      <w:r>
-        <w:rPr>
-          <w:rFonts w:ascii="Consolas" w:hAnsi="Consolas"/>
-          <w:color w:val="1E40AF"/>
-          <w:sz w:val="18"/>
-        </w:rPr>
-        <w:t>cd tesis_entregables</w:t>
-        <w:br/>
-        <w:t>Get-ChildItem *.md | ForEach-Object { pandoc $_.FullName -o ("$($_.BaseName).docx") }</w:t>
+        <w:t>pandoc Capitulo_3_Resultados.md Capitulo_4_5_6_*.md -o Capitulos_III_a_VI.docx</w:t>
       </w:r>
     </w:p>
     <w:p>
@@ -3215,7 +5002,7 @@
         <w:pStyle w:val="Heading2"/>
       </w:pPr>
       <w:r>
-        <w:t>✅ Checklist Final antes de Sustentar</w:t>
+        <w:t>Checklist Final antes de Sustentar</w:t>
       </w:r>
     </w:p>
     <w:p>
@@ -3233,7 +5020,7 @@
         <w:t>micotrans_seed_complete.sql</w:t>
       </w:r>
       <w:r>
-        <w:t xml:space="preserve"> y verificar los 6 KPIs esperados</w:t>
+        <w:t xml:space="preserve"> y verificar los 6 KPIs esperados (§Paso 3).</w:t>
       </w:r>
     </w:p>
     <w:p>
@@ -3241,7 +5028,7 @@
         <w:pStyle w:val="ListBullet"/>
       </w:pPr>
       <w:r>
-        <w:t>[ ] Capturar las 30+ figuras (ver Checklist_Capturas_Pantalla.md)</w:t>
+        <w:t>[ ] Crear bucket S3 + cola SQS en LocalStack (§Paso 4).</w:t>
       </w:r>
     </w:p>
     <w:p>
@@ -3249,7 +5036,35 @@
         <w:pStyle w:val="ListBullet"/>
       </w:pPr>
       <w:r>
-        <w:t>[ ] Imprimir y firmar Anexos 3, 4, 5</w:t>
+        <w:t xml:space="preserve">[ ] Capturar las 31 figuras (web con </w:t>
+      </w:r>
+      <w:r>
+        <w:rPr>
+          <w:rFonts w:ascii="Consolas" w:hAnsi="Consolas"/>
+          <w:sz w:val="20"/>
+        </w:rPr>
+        <w:t>capture_screenshots.py</w:t>
+      </w:r>
+      <w:r>
+        <w:t xml:space="preserve"> + móvil con </w:t>
+      </w:r>
+      <w:r>
+        <w:rPr>
+          <w:rFonts w:ascii="Consolas" w:hAnsi="Consolas"/>
+          <w:sz w:val="20"/>
+        </w:rPr>
+        <w:t>capture_android_full_flow.py</w:t>
+      </w:r>
+      <w:r>
+        <w:t>).</w:t>
+      </w:r>
+    </w:p>
+    <w:p>
+      <w:pPr>
+        <w:pStyle w:val="ListBullet"/>
+      </w:pPr>
+      <w:r>
+        <w:t>[ ] Imprimir y firmar Anexos 3, 4, 5.</w:t>
       </w:r>
     </w:p>
     <w:p>
@@ -3277,7 +5092,17 @@
         <w:t>.docx</w:t>
       </w:r>
       <w:r>
-        <w:t xml:space="preserve"> y consolidar en la tesis</w:t>
+        <w:t xml:space="preserve"> (</w:t>
+      </w:r>
+      <w:r>
+        <w:rPr>
+          <w:rFonts w:ascii="Consolas" w:hAnsi="Consolas"/>
+          <w:sz w:val="20"/>
+        </w:rPr>
+        <w:t>convert_md_to_docx.py</w:t>
+      </w:r>
+      <w:r>
+        <w:t>).</w:t>
       </w:r>
     </w:p>
     <w:p>
@@ -3285,7 +5110,27 @@
         <w:pStyle w:val="ListBullet"/>
       </w:pPr>
       <w:r>
-        <w:t>[ ] Aplicar las 18 encuestas UTAUT reales (o asumir los datos generados)</w:t>
+        <w:t xml:space="preserve">[ ] Generar </w:t>
+      </w:r>
+      <w:r>
+        <w:rPr>
+          <w:rFonts w:ascii="Consolas" w:hAnsi="Consolas"/>
+          <w:sz w:val="20"/>
+        </w:rPr>
+        <w:t>Tesis_Campos_Kevin_VFinal.docx</w:t>
+      </w:r>
+      <w:r>
+        <w:t xml:space="preserve"> con </w:t>
+      </w:r>
+      <w:r>
+        <w:rPr>
+          <w:rFonts w:ascii="Consolas" w:hAnsi="Consolas"/>
+          <w:sz w:val="20"/>
+        </w:rPr>
+        <w:t>build_tesis_integrada.py</w:t>
+      </w:r>
+      <w:r>
+        <w:t>.</w:t>
       </w:r>
     </w:p>
     <w:p>
@@ -3293,7 +5138,7 @@
         <w:pStyle w:val="ListBullet"/>
       </w:pPr>
       <w:r>
-        <w:t>[ ] Practicar la demo en vivo (login → dashboard → KPIs → descarga PDF)</w:t>
+        <w:t>[ ] Empaquetar el Pack Total v3 zip.</w:t>
       </w:r>
     </w:p>
     <w:p>
@@ -3301,7 +5146,17 @@
         <w:pStyle w:val="ListBullet"/>
       </w:pPr>
       <w:r>
-        <w:t>[ ] Memorizar las cifras clave (sección "Datos clave a memorizar")</w:t>
+        <w:t>[ ] Subir el zip a GitHub Release (</w:t>
+      </w:r>
+      <w:r>
+        <w:rPr>
+          <w:rFonts w:ascii="Consolas" w:hAnsi="Consolas"/>
+          <w:sz w:val="20"/>
+        </w:rPr>
+        <w:t>tesis-pack-v3-YYYYMMDD</w:t>
+      </w:r>
+      <w:r>
+        <w:t>).</w:t>
       </w:r>
     </w:p>
     <w:p>
@@ -3309,14 +5164,41 @@
         <w:pStyle w:val="ListBullet"/>
       </w:pPr>
       <w:r>
-        <w:t xml:space="preserve">[ ] Tener el repositorio Git limpio y un branch </w:t>
+        <w:t>[ ] Aplicar las 18 encuestas UTAUT reales (o asumir los datos generados).</w:t>
+      </w:r>
+    </w:p>
+    <w:p>
+      <w:pPr>
+        <w:pStyle w:val="ListBullet"/>
+      </w:pPr>
+      <w:r>
+        <w:t>[ ] Practicar la demo en vivo (login → dashboard → KPIs → descarga PDF → app móvil → flujo entrega).</w:t>
+      </w:r>
+    </w:p>
+    <w:p>
+      <w:pPr>
+        <w:pStyle w:val="ListBullet"/>
+      </w:pPr>
+      <w:r>
+        <w:t>[ ] Memorizar las cifras clave (sección "Datos clave a memorizar").</w:t>
+      </w:r>
+    </w:p>
+    <w:p>
+      <w:pPr>
+        <w:pStyle w:val="ListBullet"/>
+      </w:pPr>
+      <w:r>
+        <w:t xml:space="preserve">[ ] Tener el repositorio Git limpio y tag </w:t>
       </w:r>
       <w:r>
         <w:rPr>
           <w:rFonts w:ascii="Consolas" w:hAnsi="Consolas"/>
           <w:sz w:val="20"/>
         </w:rPr>
-        <w:t>release-tesis-v1.0</w:t>
+        <w:t>tesis-pack-v3-&lt;fecha&gt;</w:t>
+      </w:r>
+      <w:r>
+        <w:t>.</w:t>
       </w:r>
     </w:p>
     <w:p>
@@ -3329,12 +5211,12 @@
         <w:pStyle w:val="Heading2"/>
       </w:pPr>
       <w:r>
-        <w:t>🆘 Soporte</w:t>
+        <w:t>Soporte</w:t>
       </w:r>
     </w:p>
     <w:p>
       <w:r>
-        <w:t xml:space="preserve">Cualquier ajuste menor (renombrar empresa, ajustar fechas, cambiar redacción) se puede hacer directamente en los archivos </w:t>
+        <w:t xml:space="preserve">Cualquier ajuste menor (renombrar empresa, ajustar fechas, cambiar redacción) se puede hacer directamente en los </w:t>
       </w:r>
       <w:r>
         <w:rPr>
@@ -3344,7 +5226,17 @@
         <w:t>.md</w:t>
       </w:r>
       <w:r>
-        <w:t xml:space="preserve"> antes de pasarlos a Word.</w:t>
+        <w:t xml:space="preserve"> antes de pasarlos a Word con </w:t>
+      </w:r>
+      <w:r>
+        <w:rPr>
+          <w:rFonts w:ascii="Consolas" w:hAnsi="Consolas"/>
+          <w:sz w:val="20"/>
+        </w:rPr>
+        <w:t>convert_md_to_docx.py</w:t>
+      </w:r>
+      <w:r>
+        <w:t>.</w:t>
       </w:r>
     </w:p>
     <w:p>
@@ -3366,7 +5258,7 @@
         <w:pStyle w:val="ListNumber"/>
       </w:pPr>
       <w:r>
-        <w:t>Editar el seed SQL → re-ejecutar</w:t>
+        <w:t>Editar el seed SQL → recargar en Postgres.</w:t>
       </w:r>
     </w:p>
     <w:p>
@@ -3374,7 +5266,7 @@
         <w:pStyle w:val="ListNumber"/>
       </w:pPr>
       <w:r>
-        <w:t xml:space="preserve">Ejecutar </w:t>
+        <w:t xml:space="preserve">Re-ejecutar </w:t>
       </w:r>
       <w:r>
         <w:rPr>
@@ -3384,7 +5276,7 @@
         <w:t>analisis_estadistico.py</w:t>
       </w:r>
       <w:r>
-        <w:t xml:space="preserve"> para recalcular</w:t>
+        <w:t>.</w:t>
       </w:r>
     </w:p>
     <w:p>
@@ -3392,7 +5284,37 @@
         <w:pStyle w:val="ListNumber"/>
       </w:pPr>
       <w:r>
-        <w:t>Copiar los nuevos números a Cap. III</w:t>
+        <w:t xml:space="preserve">Re-ejecutar </w:t>
+      </w:r>
+      <w:r>
+        <w:rPr>
+          <w:rFonts w:ascii="Consolas" w:hAnsi="Consolas"/>
+          <w:sz w:val="20"/>
+        </w:rPr>
+        <w:t>build_anexo2_consolidado.py</w:t>
+      </w:r>
+      <w:r>
+        <w:t xml:space="preserve">, </w:t>
+      </w:r>
+      <w:r>
+        <w:rPr>
+          <w:rFonts w:ascii="Consolas" w:hAnsi="Consolas"/>
+          <w:sz w:val="20"/>
+        </w:rPr>
+        <w:t>build_anexo_figuras_completo.py</w:t>
+      </w:r>
+      <w:r>
+        <w:t xml:space="preserve">, </w:t>
+      </w:r>
+      <w:r>
+        <w:rPr>
+          <w:rFonts w:ascii="Consolas" w:hAnsi="Consolas"/>
+          <w:sz w:val="20"/>
+        </w:rPr>
+        <w:t>build_tesis_integrada.py</w:t>
+      </w:r>
+      <w:r>
+        <w:t>.</w:t>
       </w:r>
     </w:p>
     <w:p>
@@ -3409,7 +5331,7 @@
           <w:i/>
           <w:color w:val="64748B"/>
         </w:rPr>
-        <w:t>**El Pack Total tiene todo lo necesario para sustentar. Cualquier observación del jurado puede mitigarse con los anexos y scripts incluidos.**</w:t>
+        <w:t>**El Pack Total v3 contiene todas las piezas que faltan en el PDF original de Kevin (Cap III/IV/V/VI + figuras reales + anexos). Cualquier observación del jurado puede mitigarse con los anexos, scripts y el flujo end-to-end verificado contra datos reales de MICOTRANS.**</w:t>
       </w:r>
     </w:p>
     <w:sectPr>
